--- a/data/college_info.docx
+++ b/data/college_info.docx
@@ -1143,22 +1143,32 @@
     </w:p>
     <w:p>
       <w:r>
+        <w:t>Name of the Course | Intake</w:t>
+      </w:r>
+    </w:p>
+    <w:p>
+      <w:r>
+        <w:t>Computer Science and Engineering | 360</w:t>
+      </w:r>
+    </w:p>
+    <w:p>
+      <w:r>
+        <w:t>Electronics and Communication Engineering | 120</w:t>
+      </w:r>
+    </w:p>
+    <w:p>
+      <w:r>
+        <w:t>Computer Science and Engineering (AI&amp;ML) | 120</w:t>
+      </w:r>
+    </w:p>
+    <w:p>
+      <w:r>
+        <w:t>Electrical and Electronics Engineering | 60</w:t>
+      </w:r>
+    </w:p>
+    <w:p>
+      <w:r>
         <w:t>Computer Science and Engineering</w:t>
-      </w:r>
-    </w:p>
-    <w:p>
-      <w:r>
-        <w:t>Electronics and Communication Engineering</w:t>
-      </w:r>
-    </w:p>
-    <w:p>
-      <w:r>
-        <w:t>Computer Science and Engineering (AI&amp;ML)</w:t>
-      </w:r>
-    </w:p>
-    <w:p>
-      <w:r>
-        <w:t>Electrical and Electronics Engineering</w:t>
       </w:r>
     </w:p>
     <w:p>
@@ -1496,6 +1506,1481 @@
     </w:p>
     <w:p>
       <w:r>
+        <w:t>Starting Point : ATTAPUR | Incharge : Dr. Nageshwaranath , Associate Professor, BS&amp;H, Ph No: 9885528822</w:t>
+      </w:r>
+    </w:p>
+    <w:p>
+      <w:r>
+        <w:t>Vehicle.No:TS01UB1177</w:t>
+      </w:r>
+    </w:p>
+    <w:p>
+      <w:r>
+        <w:t>1 | Upperpally Pillar no 175 | 7:35 AM</w:t>
+      </w:r>
+    </w:p>
+    <w:p>
+      <w:r>
+        <w:t>2 | LANGAR HOUSE | 7:45 AM</w:t>
+      </w:r>
+    </w:p>
+    <w:p>
+      <w:r>
+        <w:t>3 | Suncity | 7:50 AM</w:t>
+      </w:r>
+    </w:p>
+    <w:p>
+      <w:r>
+        <w:t>4 | KALIMANDIR | 7:55 AM</w:t>
+      </w:r>
+    </w:p>
+    <w:p>
+      <w:r>
+        <w:t>5 | GACHIBOWLI | 8:10 AM</w:t>
+      </w:r>
+    </w:p>
+    <w:p>
+      <w:r>
+        <w:t>6 | CHIREC | 8:15 AM</w:t>
+      </w:r>
+    </w:p>
+    <w:p>
+      <w:r>
+        <w:t>7 | KOTHAGUDA X ROAD | 8:20 AM</w:t>
+      </w:r>
+    </w:p>
+    <w:p>
+      <w:r>
+        <w:t>8 | KONDAPUR | 8:23 AM</w:t>
+      </w:r>
+    </w:p>
+    <w:p>
+      <w:r>
+        <w:t>9 | HAFEEZPET | 8:23 AM</w:t>
+      </w:r>
+    </w:p>
+    <w:p>
+      <w:r>
+        <w:t>10 | KONDAPUR -RTO | 8:25 AM</w:t>
+      </w:r>
+    </w:p>
+    <w:p>
+      <w:r>
+        <w:t>11 | ALLWYN COLONY X ROAD | 8:30 AM</w:t>
+      </w:r>
+    </w:p>
+    <w:p>
+      <w:r>
+        <w:t>12 | MIYAPUR | 8:33 AM</w:t>
+      </w:r>
+    </w:p>
+    <w:p>
+      <w:r>
+        <w:t>13 | MIYAPUR X ROAD | 8:35 AM</w:t>
+      </w:r>
+    </w:p>
+    <w:p>
+      <w:r>
+        <w:t>14 | CALAVARY TEMPLE | 8:37 AM</w:t>
+      </w:r>
+    </w:p>
+    <w:p>
+      <w:r>
+        <w:t>15 | HYDERNAGAR | 8:40 AM</w:t>
+      </w:r>
+    </w:p>
+    <w:p>
+      <w:r>
+        <w:t>16 | NIZAMPET X ROAD | 8:42 AM</w:t>
+      </w:r>
+    </w:p>
+    <w:p>
+      <w:r>
+        <w:t>17 | BHASHYAM SCHOOL | 8:50 AM</w:t>
+      </w:r>
+    </w:p>
+    <w:p>
+      <w:r>
+        <w:t>18 | COLLEGE CAMPUS | 9:00 AM</w:t>
+      </w:r>
+    </w:p>
+    <w:p>
+      <w:r>
+        <w:t>Starting Point : SANGAREDDY | Incharge: Mr.N.Subbarayudu , Lab Asst, Mechanical, Ph No: 9030305856</w:t>
+      </w:r>
+    </w:p>
+    <w:p>
+      <w:r>
+        <w:t>Vehicle.No :AP23TA0481</w:t>
+      </w:r>
+    </w:p>
+    <w:p>
+      <w:r>
+        <w:t>1 | Sangareddy | 7:30 AM</w:t>
+      </w:r>
+    </w:p>
+    <w:p>
+      <w:r>
+        <w:t>2 | SANGAREDDY X ROAD | 7:35 AM</w:t>
+      </w:r>
+    </w:p>
+    <w:p>
+      <w:r>
+        <w:t>3 | ISNAPUR | 7:45 AM</w:t>
+      </w:r>
+    </w:p>
+    <w:p>
+      <w:r>
+        <w:t>4 | ISNAPUR ROAD | 7:50 AM</w:t>
+      </w:r>
+    </w:p>
+    <w:p>
+      <w:r>
+        <w:t>5 | PATANCHERU | 7:55 AM</w:t>
+      </w:r>
+    </w:p>
+    <w:p>
+      <w:r>
+        <w:t>6 | MUTHANGI | 7:58 AM</w:t>
+      </w:r>
+    </w:p>
+    <w:p>
+      <w:r>
+        <w:t>7 | R C PURAM | 8:00 AM</w:t>
+      </w:r>
+    </w:p>
+    <w:p>
+      <w:r>
+        <w:t>8 | BEERAMGUDA | 8:05 AM</w:t>
+      </w:r>
+    </w:p>
+    <w:p>
+      <w:r>
+        <w:t>9 | ASHOK NAGAR | 8:10 AM</w:t>
+      </w:r>
+    </w:p>
+    <w:p>
+      <w:r>
+        <w:t>10 | JYOTHI THEATRE | 8:12 AM</w:t>
+      </w:r>
+    </w:p>
+    <w:p>
+      <w:r>
+        <w:t>11 | LINGAMPALLY X ROADS | 8:15 AM</w:t>
+      </w:r>
+    </w:p>
+    <w:p>
+      <w:r>
+        <w:t>12 | CHANDANAGAR | 8:20 AM</w:t>
+      </w:r>
+    </w:p>
+    <w:p>
+      <w:r>
+        <w:t>13 | MADINAGUDA | 8:25 AM</w:t>
+      </w:r>
+    </w:p>
+    <w:p>
+      <w:r>
+        <w:t>14 | ALLWYN COLONYROAD | 8:30 AM</w:t>
+      </w:r>
+    </w:p>
+    <w:p>
+      <w:r>
+        <w:t>15 | MIYAPUR | 8:35 AM</w:t>
+      </w:r>
+    </w:p>
+    <w:p>
+      <w:r>
+        <w:t>16 | JP NAGAR | 8:42 AM</w:t>
+      </w:r>
+    </w:p>
+    <w:p>
+      <w:r>
+        <w:t>17 | MIYAPUR BUS DEPOT | 8:45 AM</w:t>
+      </w:r>
+    </w:p>
+    <w:p>
+      <w:r>
+        <w:t>Starting Point : KUSHIAGUDA CHARLAPALLY X ROAD | Bus Incharge: T.Shiva shankar , Lab assistant, ECE, Ph no: 9951932596</w:t>
+      </w:r>
+    </w:p>
+    <w:p>
+      <w:r>
+        <w:t>Vehicle.No :TS34 TA6170</w:t>
+      </w:r>
+    </w:p>
+    <w:p>
+      <w:r>
+        <w:t>1 | KUSHAY GUDA CHARLLA PALLI X ROAD | 7:00 AM</w:t>
+      </w:r>
+    </w:p>
+    <w:p>
+      <w:r>
+        <w:t>2 | NAGARAM | 7:05 AM</w:t>
+      </w:r>
+    </w:p>
+    <w:p>
+      <w:r>
+        <w:t>3 | KUSHAY GUDA BUS DEPOT | 7:05 AM</w:t>
+      </w:r>
+    </w:p>
+    <w:p>
+      <w:r>
+        <w:t>4 | DAMMAIGUDA | 7:10 AM</w:t>
+      </w:r>
+    </w:p>
+    <w:p>
+      <w:r>
+        <w:t>5 | RADHIKA | 7:15 AM</w:t>
+      </w:r>
+    </w:p>
+    <w:p>
+      <w:r>
+        <w:t>6 | AS RAO NAGAR | 7:17 AM</w:t>
+      </w:r>
+    </w:p>
+    <w:p>
+      <w:r>
+        <w:t>7 | SAINIKPURI | 7:20 AM</w:t>
+      </w:r>
+    </w:p>
+    <w:p>
+      <w:r>
+        <w:t>8 | NEREDMET OLD POLICE STN | 7:25 AM</w:t>
+      </w:r>
+    </w:p>
+    <w:p>
+      <w:r>
+        <w:t>9 | TIRUMALGIRI | 7:28 AM</w:t>
+      </w:r>
+    </w:p>
+    <w:p>
+      <w:r>
+        <w:t>10 | BOWENPALLY | 7:35 AM</w:t>
+      </w:r>
+    </w:p>
+    <w:p>
+      <w:r>
+        <w:t>11 | BOWENPALLY MARKET | 7:40 AM</w:t>
+      </w:r>
+    </w:p>
+    <w:p>
+      <w:r>
+        <w:t>12 | BAPUJI NAGAR PETROL PUMP | 7:47 AM</w:t>
+      </w:r>
+    </w:p>
+    <w:p>
+      <w:r>
+        <w:t>13 | SUCHITHRA | 8:00 AM</w:t>
+      </w:r>
+    </w:p>
+    <w:p>
+      <w:r>
+        <w:t>14 | JEEDIMETLA | 8:03 AM</w:t>
+      </w:r>
+    </w:p>
+    <w:p>
+      <w:r>
+        <w:t>15 | NCL NORTH | 8:05 AM</w:t>
+      </w:r>
+    </w:p>
+    <w:p>
+      <w:r>
+        <w:t>16 | KOMPALLY | 8:07 AM</w:t>
+      </w:r>
+    </w:p>
+    <w:p>
+      <w:r>
+        <w:t>17 | FOREST ACADEMY | 8:10 AM</w:t>
+      </w:r>
+    </w:p>
+    <w:p>
+      <w:r>
+        <w:t>18 | BAHADOORPALLY | 8:12 AM</w:t>
+      </w:r>
+    </w:p>
+    <w:p>
+      <w:r>
+        <w:t>19 | BACHUPALLY | 8:35 AM</w:t>
+      </w:r>
+    </w:p>
+    <w:p>
+      <w:r>
+        <w:t>20 | COLLEGE CAMPUS | 8:45 AM</w:t>
+      </w:r>
+    </w:p>
+    <w:p>
+      <w:r>
+        <w:t>Starting Point : LANGAR HOUSE | Incharge: Mr. T.Thammi Reddy , Asst Prof: ECE, Ph.No 9618085446</w:t>
+      </w:r>
+    </w:p>
+    <w:p>
+      <w:r>
+        <w:t>Vehicle.No :TS07UG0725</w:t>
+      </w:r>
+    </w:p>
+    <w:p>
+      <w:r>
+        <w:t>1 | LANGAR HOUSE | 7:10 AM</w:t>
+      </w:r>
+    </w:p>
+    <w:p>
+      <w:r>
+        <w:t>2 | NARSINGI | 7:15 AM</w:t>
+      </w:r>
+    </w:p>
+    <w:p>
+      <w:r>
+        <w:t>3 | Attapur pillar 117 | 7:18 AM</w:t>
+      </w:r>
+    </w:p>
+    <w:p>
+      <w:r>
+        <w:t>5 | Attapur Pillar 143 | 7:21 AM</w:t>
+      </w:r>
+    </w:p>
+    <w:p>
+      <w:r>
+        <w:t>6 | DARGA(Sunshine hospitals) | 7:25 AM</w:t>
+      </w:r>
+    </w:p>
+    <w:p>
+      <w:r>
+        <w:t>7 | Attapur pillar 67 | 7:29 AM</w:t>
+      </w:r>
+    </w:p>
+    <w:p>
+      <w:r>
+        <w:t>8 | Tolichowki | 7:30 AM</w:t>
+      </w:r>
+    </w:p>
+    <w:p>
+      <w:r>
+        <w:t>9 | BIODIVERSITY | 7:30 AM</w:t>
+      </w:r>
+    </w:p>
+    <w:p>
+      <w:r>
+        <w:t>10 | HITECHCITY | 7:38 AM</w:t>
+      </w:r>
+    </w:p>
+    <w:p>
+      <w:r>
+        <w:t>11 | MADHAPUR | 7:40 AM</w:t>
+      </w:r>
+    </w:p>
+    <w:p>
+      <w:r>
+        <w:t>12 | YSR STATUE (AYYAPPA SOCIETY) | 7:50 AM</w:t>
+      </w:r>
+    </w:p>
+    <w:p>
+      <w:r>
+        <w:t>13 | KRISHNA NAGAR | 9:00 AM</w:t>
+      </w:r>
+    </w:p>
+    <w:p>
+      <w:r>
+        <w:t>14 | KAVURI HILLS | 7:44 AM</w:t>
+      </w:r>
+    </w:p>
+    <w:p>
+      <w:r>
+        <w:t>15 | USAV RESTARENT | 7:48 AM</w:t>
+      </w:r>
+    </w:p>
+    <w:p>
+      <w:r>
+        <w:t>16 | MALAYSIAN TOWNSHIP | 8:02 AM</w:t>
+      </w:r>
+    </w:p>
+    <w:p>
+      <w:r>
+        <w:t>17 | HYDERNAGAR | 8:05 AM</w:t>
+      </w:r>
+    </w:p>
+    <w:p>
+      <w:r>
+        <w:t>18 | KPHB 8th Phase (ANKUR HOSPITAL) | 8:06 AM</w:t>
+      </w:r>
+    </w:p>
+    <w:p>
+      <w:r>
+        <w:t>19 | KPHB 6TH PHASE | 8:08 AM</w:t>
+      </w:r>
+    </w:p>
+    <w:p>
+      <w:r>
+        <w:t>20 | KPHB 9 PHASE | 8:10 AM</w:t>
+      </w:r>
+    </w:p>
+    <w:p>
+      <w:r>
+        <w:t>21 | VASANTH NAGAR | 8:10 AM</w:t>
+      </w:r>
+    </w:p>
+    <w:p>
+      <w:r>
+        <w:t>22 | Gokul Plots | 8:11 AM</w:t>
+      </w:r>
+    </w:p>
+    <w:p>
+      <w:r>
+        <w:t>23 | Forum Mall | 8:12 AM</w:t>
+      </w:r>
+    </w:p>
+    <w:p>
+      <w:r>
+        <w:t>24 | RYTHU BAZAR | 8:20 AM</w:t>
+      </w:r>
+    </w:p>
+    <w:p>
+      <w:r>
+        <w:t>26 | NIZAMPET X ROAD | 8:35 AM</w:t>
+      </w:r>
+    </w:p>
+    <w:p>
+      <w:r>
+        <w:t>27 | COLLEGE CAMPUS | 8:49 AM</w:t>
+      </w:r>
+    </w:p>
+    <w:p>
+      <w:r>
+        <w:t>Starting Point : KUSHAIGUDA BUS DEPOT | Incharge : Ms. K. Neha , Asst Prof. EEE Ph No:8008268884</w:t>
+      </w:r>
+    </w:p>
+    <w:p>
+      <w:r>
+        <w:t>Vehicle.No :AP 28 TE 9599</w:t>
+      </w:r>
+    </w:p>
+    <w:p>
+      <w:r>
+        <w:t>1 | KUSHAY GUDA BUS DEPOT | 7:15 AM</w:t>
+      </w:r>
+    </w:p>
+    <w:p>
+      <w:r>
+        <w:t>2 | MOULALI | 7:20 AM</w:t>
+      </w:r>
+    </w:p>
+    <w:p>
+      <w:r>
+        <w:t>3 | Lalapet | 7:23 AM</w:t>
+      </w:r>
+    </w:p>
+    <w:p>
+      <w:r>
+        <w:t>4 | Tarnaka | 7:25 AM</w:t>
+      </w:r>
+    </w:p>
+    <w:p>
+      <w:r>
+        <w:t>5 | METTUGUDA | 7:30 AM</w:t>
+      </w:r>
+    </w:p>
+    <w:p>
+      <w:r>
+        <w:t>6 | Sangeeth( Iskon temple) | 7:40 AM</w:t>
+      </w:r>
+    </w:p>
+    <w:p>
+      <w:r>
+        <w:t>8 | PARADISE | 7:50 AM</w:t>
+      </w:r>
+    </w:p>
+    <w:p>
+      <w:r>
+        <w:t>9 | TADBUND | 7:53 AM</w:t>
+      </w:r>
+    </w:p>
+    <w:p>
+      <w:r>
+        <w:t>10 | BOWENPALLY | 7:58 AM</w:t>
+      </w:r>
+    </w:p>
+    <w:p>
+      <w:r>
+        <w:t>11 | IDPL (NTR statue) | 7:58 AM</w:t>
+      </w:r>
+    </w:p>
+    <w:p>
+      <w:r>
+        <w:t>13 | APHB Colony Arch,IDPL Cross Roads | 8:02 AM</w:t>
+      </w:r>
+    </w:p>
+    <w:p>
+      <w:r>
+        <w:t>14 | GANDHI NAGAR(IDPL) | 8:09 AM</w:t>
+      </w:r>
+    </w:p>
+    <w:p>
+      <w:r>
+        <w:t>15 | Girinagar(IDPL) | 8:10 AM</w:t>
+      </w:r>
+    </w:p>
+    <w:p>
+      <w:r>
+        <w:t>16 | Sanjaypuri Colony,JAGADGIRIGUTTA | 8:15 AM</w:t>
+      </w:r>
+    </w:p>
+    <w:p>
+      <w:r>
+        <w:t>17 | Papi Reddy Nagar(Jagathgiri Gutta) | 8:15 AM</w:t>
+      </w:r>
+    </w:p>
+    <w:p>
+      <w:r>
+        <w:t>18 | PJR Statue(Jagathgiri Gutta) | 8:18 AM</w:t>
+      </w:r>
+    </w:p>
+    <w:p>
+      <w:r>
+        <w:t>19 | Allwyn colony Phase 1(JAGATHGIRI GUTTA) | 8:23 AM</w:t>
+      </w:r>
+    </w:p>
+    <w:p>
+      <w:r>
+        <w:t>20 | ALLWYN COLONY X ROAD | 8:25 AM</w:t>
+      </w:r>
+    </w:p>
+    <w:p>
+      <w:r>
+        <w:t>21 | BHASHYAM SCHOOL | 8:30 AM</w:t>
+      </w:r>
+    </w:p>
+    <w:p>
+      <w:r>
+        <w:t>22 | V V NAGAR | 8:35 AM</w:t>
+      </w:r>
+    </w:p>
+    <w:p>
+      <w:r>
+        <w:t>23 | COLLEGE CAMPUS | 9:05 AM</w:t>
+      </w:r>
+    </w:p>
+    <w:p>
+      <w:r>
+        <w:t>Starting Point : SAGAR X ROAD | Incharge: Mr.P. Kranthi Kumar , Lab Asst, BS&amp;H, Ph No: 9949412740</w:t>
+      </w:r>
+    </w:p>
+    <w:p>
+      <w:r>
+        <w:t>Vehicle.No :AP30X4103</w:t>
+      </w:r>
+    </w:p>
+    <w:p>
+      <w:r>
+        <w:t>1 | SAGAR X ROAD | 7:25 AM</w:t>
+      </w:r>
+    </w:p>
+    <w:p>
+      <w:r>
+        <w:t>2 | L.B.Nagar | 7:27 AM</w:t>
+      </w:r>
+    </w:p>
+    <w:p>
+      <w:r>
+        <w:t>3 | LB NAGAR X ROAD | 7:30 AM</w:t>
+      </w:r>
+    </w:p>
+    <w:p>
+      <w:r>
+        <w:t>4 | Astalaxmi arch | 7:35 AM</w:t>
+      </w:r>
+    </w:p>
+    <w:p>
+      <w:r>
+        <w:t>5 | DILSUKHNAGAR | 7:40 AM</w:t>
+      </w:r>
+    </w:p>
+    <w:p>
+      <w:r>
+        <w:t>6 | KOTHAPET X ROAD | 7:43 AM</w:t>
+      </w:r>
+    </w:p>
+    <w:p>
+      <w:r>
+        <w:t>7 | Musharambagh | 7:45 AM</w:t>
+      </w:r>
+    </w:p>
+    <w:p>
+      <w:r>
+        <w:t>8 | NALGONDA X ROAD | 7:50 AM</w:t>
+      </w:r>
+    </w:p>
+    <w:p>
+      <w:r>
+        <w:t>9 | KING KOTI X ROAD | 7:55 AM</w:t>
+      </w:r>
+    </w:p>
+    <w:p>
+      <w:r>
+        <w:t>10 | KHAIRATHABAD X ROAD | 8:05 AM</w:t>
+      </w:r>
+    </w:p>
+    <w:p>
+      <w:r>
+        <w:t>11 | Greenland hotel | 8:15 AM</w:t>
+      </w:r>
+    </w:p>
+    <w:p>
+      <w:r>
+        <w:t>12 | BALKAMPET | 8:20 AM</w:t>
+      </w:r>
+    </w:p>
+    <w:p>
+      <w:r>
+        <w:t>13 | SANATH NAGAR | 8:23 AM</w:t>
+      </w:r>
+    </w:p>
+    <w:p>
+      <w:r>
+        <w:t>14 | SANATH NAGAR – CHALLA APARTMENTS | 8:24 AM</w:t>
+      </w:r>
+    </w:p>
+    <w:p>
+      <w:r>
+        <w:t>15 | ERRAGADDA | 8:30 AM</w:t>
+      </w:r>
+    </w:p>
+    <w:p>
+      <w:r>
+        <w:t>16 | BHARATH NAGAR | 8:35 AM</w:t>
+      </w:r>
+    </w:p>
+    <w:p>
+      <w:r>
+        <w:t>17 | KUKATPALLY | 8:40 AM</w:t>
+      </w:r>
+    </w:p>
+    <w:p>
+      <w:r>
+        <w:t>19 | COLLEGE CAMPUS | 9:00 AM</w:t>
+      </w:r>
+    </w:p>
+    <w:p>
+      <w:r>
+        <w:t>Starting Point : ODF | Incharge: Mr.Gopilal , Lab Asst, ECE, Ph no : 7207981125</w:t>
+      </w:r>
+    </w:p>
+    <w:p>
+      <w:r>
+        <w:t>Vehicle.No :TS08UB4023</w:t>
+      </w:r>
+    </w:p>
+    <w:p>
+      <w:r>
+        <w:t>1 | ISNAPUR X ROAD | 7:30 AM</w:t>
+      </w:r>
+    </w:p>
+    <w:p>
+      <w:r>
+        <w:t>2 | PATANCHERU | 7:55 AM</w:t>
+      </w:r>
+    </w:p>
+    <w:p>
+      <w:r>
+        <w:t>3 | R C PURAM | 7:59 AM</w:t>
+      </w:r>
+    </w:p>
+    <w:p>
+      <w:r>
+        <w:t>4 | BHEL (LIG) | 8:00 AM</w:t>
+      </w:r>
+    </w:p>
+    <w:p>
+      <w:r>
+        <w:t>5 | BHEL MIG | 8:05 AM</w:t>
+      </w:r>
+    </w:p>
+    <w:p>
+      <w:r>
+        <w:t>6 | LINGAMPALLY(vijetha) | 8:10 AM</w:t>
+      </w:r>
+    </w:p>
+    <w:p>
+      <w:r>
+        <w:t>7 | Lingampally (BHEL GATE) | 8:11 AM</w:t>
+      </w:r>
+    </w:p>
+    <w:p>
+      <w:r>
+        <w:t>8 | LINGAMPALLY X ROADS | 8:15 AM</w:t>
+      </w:r>
+    </w:p>
+    <w:p>
+      <w:r>
+        <w:t>9 | CHANDANAGAR | 8:20 AM</w:t>
+      </w:r>
+    </w:p>
+    <w:p>
+      <w:r>
+        <w:t>10 | GANGARAM | 8:25 AM</w:t>
+      </w:r>
+    </w:p>
+    <w:p>
+      <w:r>
+        <w:t>11 | MADINAGUDA | 8:28 AM</w:t>
+      </w:r>
+    </w:p>
+    <w:p>
+      <w:r>
+        <w:t>12 | MADINAGUDA (MYHOME) | 8:30 AM</w:t>
+      </w:r>
+    </w:p>
+    <w:p>
+      <w:r>
+        <w:t>13 | MIYAPUR | 8:30 AM</w:t>
+      </w:r>
+    </w:p>
+    <w:p>
+      <w:r>
+        <w:t>14 | MADINAGUDA(Deepthisrinagar) | 8:35 AM</w:t>
+      </w:r>
+    </w:p>
+    <w:p>
+      <w:r>
+        <w:t>15 | MADINAGUDA (Mythrinagar) | 8:40 AM</w:t>
+      </w:r>
+    </w:p>
+    <w:p>
+      <w:r>
+        <w:t>16 | COLLEGE CAMPUS | 8:45 AM</w:t>
+      </w:r>
+    </w:p>
+    <w:p>
+      <w:r>
+        <w:t>Starting Point : LAKADAWALA (AYYAPPASWAMY TEMPLE) | Incharge : Mr. .Narendra Kumar, Lab Asst, Mechanical, Ph No : 9848095514</w:t>
+      </w:r>
+    </w:p>
+    <w:p>
+      <w:r>
+        <w:t>Vehicle.No :TS 07 UA 6777</w:t>
+      </w:r>
+    </w:p>
+    <w:p>
+      <w:r>
+        <w:t>1 | Lakdawala | 7:20 A M</w:t>
+      </w:r>
+    </w:p>
+    <w:p>
+      <w:r>
+        <w:t>2 | OLD ALWAL | 7:25 AM</w:t>
+      </w:r>
+    </w:p>
+    <w:p>
+      <w:r>
+        <w:t>3 | BOLLARAM | 7:30 AM</w:t>
+      </w:r>
+    </w:p>
+    <w:p>
+      <w:r>
+        <w:t>4 | VENKATAPURAM | 7:35 AM</w:t>
+      </w:r>
+    </w:p>
+    <w:p>
+      <w:r>
+        <w:t>5 | I.G.Statue | 7:50 AM</w:t>
+      </w:r>
+    </w:p>
+    <w:p>
+      <w:r>
+        <w:t>6 | SUCHITHRA | 7:55 AM</w:t>
+      </w:r>
+    </w:p>
+    <w:p>
+      <w:r>
+        <w:t>7 | GODAVARI HOME | 8:00 AM</w:t>
+      </w:r>
+    </w:p>
+    <w:p>
+      <w:r>
+        <w:t>8 | QUTHBULLAPUR X ROAD | 8:05 AM</w:t>
+      </w:r>
+    </w:p>
+    <w:p>
+      <w:r>
+        <w:t>9 | SHAPUR | 8:10 AM</w:t>
+      </w:r>
+    </w:p>
+    <w:p>
+      <w:r>
+        <w:t>10 | JEEDIMETLA | 8:15 AM</w:t>
+      </w:r>
+    </w:p>
+    <w:p>
+      <w:r>
+        <w:t>11 | SURARAM COLONY | 8:25 AM</w:t>
+      </w:r>
+    </w:p>
+    <w:p>
+      <w:r>
+        <w:t>12 | PRAGATHI NAGAR KAMAN | 8:35 AM</w:t>
+      </w:r>
+    </w:p>
+    <w:p>
+      <w:r>
+        <w:t>13 | BACHUPALLY | 8:40 AM</w:t>
+      </w:r>
+    </w:p>
+    <w:p>
+      <w:r>
+        <w:t>14 | COLLEGE CAMPUS | 8:45 AM</w:t>
+      </w:r>
+    </w:p>
+    <w:p>
+      <w:r>
+        <w:t>Starting Point : MEHDIPATNAM | Incharge : Mr. P.Rajesh Kumar , Asst Prof, ECE, Ph no: 9849898606</w:t>
+      </w:r>
+    </w:p>
+    <w:p>
+      <w:r>
+        <w:t>Vehicle.No:TS 07 UA 1901</w:t>
+      </w:r>
+    </w:p>
+    <w:p>
+      <w:r>
+        <w:t>1 | MEHADIPATNAM | 7:10 AM</w:t>
+      </w:r>
+    </w:p>
+    <w:p>
+      <w:r>
+        <w:t>2 | MASAB TANK FLYOVER | 7:20 AM</w:t>
+      </w:r>
+    </w:p>
+    <w:p>
+      <w:r>
+        <w:t>3 | Pension office(Banjara hills) | 7:30 AM</w:t>
+      </w:r>
+    </w:p>
+    <w:p>
+      <w:r>
+        <w:t>4 | Banjara hills (Road no:12) | 7:35 AM</w:t>
+      </w:r>
+    </w:p>
+    <w:p>
+      <w:r>
+        <w:t>5 | JUBLI HILLS CHECK POST | 7:40 AM</w:t>
+      </w:r>
+    </w:p>
+    <w:p>
+      <w:r>
+        <w:t>6 | KRISHNA NAGAR | 7:50 AM</w:t>
+      </w:r>
+    </w:p>
+    <w:p>
+      <w:r>
+        <w:t>7 | YOUSUF GUDA CHECKPOST | 7:54 AM</w:t>
+      </w:r>
+    </w:p>
+    <w:p>
+      <w:r>
+        <w:t>8 | KALYAN NAGAR ROAD | 7:58 AM</w:t>
+      </w:r>
+    </w:p>
+    <w:p>
+      <w:r>
+        <w:t>10 | ERRAGADDA | 8:05 AM</w:t>
+      </w:r>
+    </w:p>
+    <w:p>
+      <w:r>
+        <w:t>11 | BHARATH NAGAR | 8:15 AM</w:t>
+      </w:r>
+    </w:p>
+    <w:p>
+      <w:r>
+        <w:t>12 | MOOSAPET SIGNAL | 8:20 AM</w:t>
+      </w:r>
+    </w:p>
+    <w:p>
+      <w:r>
+        <w:t>13 | KUKATPALLY | 8:25 AM</w:t>
+      </w:r>
+    </w:p>
+    <w:p>
+      <w:r>
+        <w:t>14 | COLLEGE CAMPUS | 8:40 AM</w:t>
+      </w:r>
+    </w:p>
+    <w:p>
+      <w:r>
+        <w:t>Starting Point : UPPAL DEPOT | Incharge: Mr. P.L.Srinivas Rao , Lab Asst., EEE, Ph no: 9912916156</w:t>
+      </w:r>
+    </w:p>
+    <w:p>
+      <w:r>
+        <w:t>Driver Name :PATNAM SRIRAMULU | Vehicle.No:TS08UB1262</w:t>
+      </w:r>
+    </w:p>
+    <w:p>
+      <w:r>
+        <w:t>1 | UPPAL depot | 7:05 AM</w:t>
+      </w:r>
+    </w:p>
+    <w:p>
+      <w:r>
+        <w:t>2 | PEERZADIGUDA | 7:10 AM</w:t>
+      </w:r>
+    </w:p>
+    <w:p>
+      <w:r>
+        <w:t>3 | UPPAL RING ROAD | 7:14 AM</w:t>
+      </w:r>
+    </w:p>
+    <w:p>
+      <w:r>
+        <w:t>4 | RAMANTHAAPUR | 7:17 AM</w:t>
+      </w:r>
+    </w:p>
+    <w:p>
+      <w:r>
+        <w:t>5 | NALLAKUNTA | 7:20 AM</w:t>
+      </w:r>
+    </w:p>
+    <w:p>
+      <w:r>
+        <w:t>6 | SIX NUMBER JUNCTION | 7:20 AM</w:t>
+      </w:r>
+    </w:p>
+    <w:p>
+      <w:r>
+        <w:t>7 | SHIVAM ROAD | 7:25 AM</w:t>
+      </w:r>
+    </w:p>
+    <w:p>
+      <w:r>
+        <w:t>8 | VIDHYANAGAR | 7:30 AM</w:t>
+      </w:r>
+    </w:p>
+    <w:p>
+      <w:r>
+        <w:t>9 | Ramnagar | 7:35 AM</w:t>
+      </w:r>
+    </w:p>
+    <w:p>
+      <w:r>
+        <w:t>10 | RTC X ROAD | 7:45 AM</w:t>
+      </w:r>
+    </w:p>
+    <w:p>
+      <w:r>
+        <w:t>11 | NARAYANAGUDA | 7:50 AM</w:t>
+      </w:r>
+    </w:p>
+    <w:p>
+      <w:r>
+        <w:t>12 | HIMAYATH NAGAR | 7:59 AM</w:t>
+      </w:r>
+    </w:p>
+    <w:p>
+      <w:r>
+        <w:t>13 | LIBERTY | 8:05 AM</w:t>
+      </w:r>
+    </w:p>
+    <w:p>
+      <w:r>
+        <w:t>14 | KHAIRATHABAD X ROAD | 8:15 AM</w:t>
+      </w:r>
+    </w:p>
+    <w:p>
+      <w:r>
+        <w:t>15 | PUNJAGUTTA | 8:20 AM</w:t>
+      </w:r>
+    </w:p>
+    <w:p>
+      <w:r>
+        <w:t>16 | AMEERPET | 8:30 AM</w:t>
+      </w:r>
+    </w:p>
+    <w:p>
+      <w:r>
+        <w:t>17 | MYTRIVANAM / S R NAGAR | 8:33 AM</w:t>
+      </w:r>
+    </w:p>
+    <w:p>
+      <w:r>
+        <w:t>18 | SR NAGAR | 8:35 AM</w:t>
+      </w:r>
+    </w:p>
+    <w:p>
+      <w:r>
+        <w:t>20 | ERRAGADDA | 8:42 AM</w:t>
+      </w:r>
+    </w:p>
+    <w:p>
+      <w:r>
+        <w:t>21 | BHARATH NAGAR | 8:44 AM</w:t>
+      </w:r>
+    </w:p>
+    <w:p>
+      <w:r>
+        <w:t>22 | MOOSAPET SIGNAL | 8:45 AM</w:t>
+      </w:r>
+    </w:p>
+    <w:p>
+      <w:r>
+        <w:t>23 | KUKATPALLY | 8:50 AM</w:t>
+      </w:r>
+    </w:p>
+    <w:p>
+      <w:r>
+        <w:t>24 | V V NAGAR | 8:55 AM</w:t>
+      </w:r>
+    </w:p>
+    <w:p>
+      <w:r>
+        <w:t>26 | NIZAMPET X ROAD | 9:05 AM</w:t>
+      </w:r>
+    </w:p>
+    <w:p>
+      <w:r>
+        <w:t>27 | COLLEGE CAMPUS | 9:10 AM</w:t>
+      </w:r>
+    </w:p>
+    <w:p>
+      <w:r>
+        <w:t>Starting Point : GANESH NAGAR(CHINTAL) | Incharge: Mr. T. Ravi Kumar , Lab Asst., EEE, Ph no: 9052689090</w:t>
+      </w:r>
+    </w:p>
+    <w:p>
+      <w:r>
+        <w:t>Driver Name :BHADRI | Vehicle.No :TS08 UL 2421</w:t>
+      </w:r>
+    </w:p>
+    <w:p>
+      <w:r>
+        <w:t>1 | GANESH NAGAR (CHINTAL) | 7:45 AM</w:t>
+      </w:r>
+    </w:p>
+    <w:p>
+      <w:r>
+        <w:t>2 | CHINTAL | 8:07 AM</w:t>
+      </w:r>
+    </w:p>
+    <w:p>
+      <w:r>
+        <w:t>3 | QUTHBULLAPUR X ROAD | 8:08 AM</w:t>
+      </w:r>
+    </w:p>
+    <w:p>
+      <w:r>
+        <w:t>4 | SHAPUR(WATERTANK) | 8:15 AM</w:t>
+      </w:r>
+    </w:p>
+    <w:p>
+      <w:r>
+        <w:t>5 | USHA MULLAPUDI ARCH | 8:17 AM</w:t>
+      </w:r>
+    </w:p>
+    <w:p>
+      <w:r>
+        <w:t>6 | agra sweets gajularamaram | 8:18 AM</w:t>
+      </w:r>
+    </w:p>
+    <w:p>
+      <w:r>
+        <w:t>7 | GAJULARAMARAM | 8:20 AM</w:t>
+      </w:r>
+    </w:p>
+    <w:p>
+      <w:r>
+        <w:t>8 | DEVENDRA NAGAR | 8:22 AM</w:t>
+      </w:r>
+    </w:p>
+    <w:p>
+      <w:r>
+        <w:t>9 | LEVEN PHARMACY(pragathi ngr) | 8:27 AM</w:t>
+      </w:r>
+    </w:p>
+    <w:p>
+      <w:r>
+        <w:t>10 | chef bakers(pragathi nagar) | 8:28 AM</w:t>
+      </w:r>
+    </w:p>
+    <w:p>
+      <w:r>
+        <w:t>11 | kakatiya hills | 8:28 AM</w:t>
+      </w:r>
+    </w:p>
+    <w:p>
+      <w:r>
+        <w:t>12 | elephant circle | 8:29 AM</w:t>
+      </w:r>
+    </w:p>
+    <w:p>
+      <w:r>
+        <w:t>13 | 3 Monkeys circle (pragathi nagar) | 8:30 AM</w:t>
+      </w:r>
+    </w:p>
+    <w:p>
+      <w:r>
+        <w:t>14 | PRAGATI NAGAR | 8:30 AM</w:t>
+      </w:r>
+    </w:p>
+    <w:p>
+      <w:r>
+        <w:t>15 | samsung showroom | 8:31 AM</w:t>
+      </w:r>
+    </w:p>
+    <w:p>
+      <w:r>
+        <w:t>16 | Bharat petrolbunk(pragathi Ngr) | 8:32 AM</w:t>
+      </w:r>
+    </w:p>
+    <w:p>
+      <w:r>
+        <w:t>17 | HMT Hills | 8:35 AM</w:t>
+      </w:r>
+    </w:p>
+    <w:p>
+      <w:r>
+        <w:t>18 | nizampet | 8:49 AM</w:t>
+      </w:r>
+    </w:p>
+    <w:p>
+      <w:r>
+        <w:t>19 | COLLEGE CAMPUS | 8:50 AM</w:t>
+      </w:r>
+    </w:p>
+    <w:p>
+      <w:r>
+        <w:t>Starting point: MALKAJGIRI | Incharge : Dr. S.Kalyan , Asst Prof, BS&amp;H, Ph no : 9959722218</w:t>
+      </w:r>
+    </w:p>
+    <w:p>
+      <w:r>
+        <w:t>Vehicle.No :TS03 UA6727</w:t>
+      </w:r>
+    </w:p>
+    <w:p>
+      <w:r>
+        <w:t>1 | MALKAJGIRI | 7:15 AM</w:t>
+      </w:r>
+    </w:p>
+    <w:p>
+      <w:r>
+        <w:t>2 | Anutex | 7:20 AM</w:t>
+      </w:r>
+    </w:p>
+    <w:p>
+      <w:r>
+        <w:t>3 | Vani nagar | 7:25 AM</w:t>
+      </w:r>
+    </w:p>
+    <w:p>
+      <w:r>
+        <w:t>4 | ANANDBHAG | 7:28 AM</w:t>
+      </w:r>
+    </w:p>
+    <w:p>
+      <w:r>
+        <w:t>5 | Krupa complex | 7:30 AM</w:t>
+      </w:r>
+    </w:p>
+    <w:p>
+      <w:r>
+        <w:t>6 | VINAYAK NAGAR (NEREDMET) | 7:33 AM</w:t>
+      </w:r>
+    </w:p>
+    <w:p>
+      <w:r>
+        <w:t>7 | NEREDMET OLD POLICE STN | 7:34 AM</w:t>
+      </w:r>
+    </w:p>
+    <w:p>
+      <w:r>
+        <w:t>8 | Neredmet X Roads | 7:35 AM</w:t>
+      </w:r>
+    </w:p>
+    <w:p>
+      <w:r>
+        <w:t>9 | TIRUMALGIRI | 7:45 AM</w:t>
+      </w:r>
+    </w:p>
+    <w:p>
+      <w:r>
+        <w:t>10 | Surya Temple Road | 7:47 AM</w:t>
+      </w:r>
+    </w:p>
+    <w:p>
+      <w:r>
+        <w:t>11 | Balanagar (Ferozguda) | 8:05 AM</w:t>
+      </w:r>
+    </w:p>
+    <w:p>
+      <w:r>
+        <w:t>12 | Y JUNCTION &amp; KUKATPALLY METRO | 8:10 AM</w:t>
+      </w:r>
+    </w:p>
+    <w:p>
+      <w:r>
+        <w:t>13 | Montessori School | 8:22 AM</w:t>
+      </w:r>
+    </w:p>
+    <w:p>
+      <w:r>
+        <w:t>14 | HUDA Park | 8:25 AM</w:t>
+      </w:r>
+    </w:p>
+    <w:p>
+      <w:r>
+        <w:t>15 | USHA MULLAPUDI ARCH | 8:28 AM</w:t>
+      </w:r>
+    </w:p>
+    <w:p>
+      <w:r>
+        <w:t>17 | NIZAMPET X ROAD | 8:38 AM</w:t>
+      </w:r>
+    </w:p>
+    <w:p>
+      <w:r>
+        <w:t>18 | COLLEGE CAMPUS | 8:45 AM</w:t>
+      </w:r>
+    </w:p>
+    <w:p>
+      <w:r>
+        <w:t>Starting Point : RAHMATHNAGAR | Incharge : Ms. M.Sandhya Vani Asst. Prof, CSE, Ph no: 9942455985</w:t>
+      </w:r>
+    </w:p>
+    <w:p>
+      <w:r>
+        <w:t>Vehicle.No :TS15UB0243</w:t>
+      </w:r>
+    </w:p>
+    <w:p>
+      <w:r>
+        <w:t>1 | REHMATH NAGAR | 7:35 AM</w:t>
+      </w:r>
+    </w:p>
+    <w:p>
+      <w:r>
+        <w:t>2 | KALYAN NAGAR | 7:40 AM</w:t>
+      </w:r>
+    </w:p>
+    <w:p>
+      <w:r>
+        <w:t>3 | RAJIV NAGAR | 7:43 AM</w:t>
+      </w:r>
+    </w:p>
+    <w:p>
+      <w:r>
+        <w:t>4 | BORABANDA | 7:45 AM</w:t>
+      </w:r>
+    </w:p>
+    <w:p>
+      <w:r>
+        <w:t>5 | MOTI NAGAR | 7:50 AM</w:t>
+      </w:r>
+    </w:p>
+    <w:p>
+      <w:r>
+        <w:t>6 | ERRAGADDA | 7:52 AM</w:t>
+      </w:r>
+    </w:p>
+    <w:p>
+      <w:r>
+        <w:t>7 | BHARATH NAGAR | 7:55 AM</w:t>
+      </w:r>
+    </w:p>
+    <w:p>
+      <w:r>
+        <w:t>8 | MOOSAPET SIGNAL | 7:57 AM</w:t>
+      </w:r>
+    </w:p>
+    <w:p>
+      <w:r>
+        <w:t>9 | KUKATPALLY | 8:10 AM</w:t>
+      </w:r>
+    </w:p>
+    <w:p>
+      <w:r>
+        <w:t>10 | KPHB ROAD NO 1 | 8:15 AM</w:t>
+      </w:r>
+    </w:p>
+    <w:p>
+      <w:r>
+        <w:t>11 | KPHB TEMPLE BUSSTOP | 8:20 AM</w:t>
+      </w:r>
+    </w:p>
+    <w:p>
+      <w:r>
+        <w:t>13 | COLLEGE CAMPUS | 8:40 AM</w:t>
+      </w:r>
+    </w:p>
+    <w:p>
+      <w:r>
+        <w:t>Starting Point : DARGA | Incharge : Dr. S. Faith Manjusha Vijayalatha , Asst. Prof, BS&amp;H, ph no: 9966462671</w:t>
+      </w:r>
+    </w:p>
+    <w:p>
+      <w:r>
+        <w:t>Vehicle.No :AP03 TD2066</w:t>
+      </w:r>
+    </w:p>
+    <w:p>
+      <w:r>
+        <w:t>2 | MANIKONDA | 7:35 AM</w:t>
+      </w:r>
+    </w:p>
+    <w:p>
+      <w:r>
+        <w:t>3 | MASIDBANDA | 7:37 AM</w:t>
+      </w:r>
+    </w:p>
+    <w:p>
+      <w:r>
+        <w:t>4 | NARSINGI | 7:40 AM</w:t>
+      </w:r>
+    </w:p>
+    <w:p>
+      <w:r>
+        <w:t>5 | GACHIBOWLI | 7:45 AM</w:t>
+      </w:r>
+    </w:p>
+    <w:p>
+      <w:r>
+        <w:t>6 | HCU DEPOT | 7:55 AM</w:t>
+      </w:r>
+    </w:p>
+    <w:p>
+      <w:r>
+        <w:t>7 | CHITTARAMMA TEMPLE | 7:58 AM</w:t>
+      </w:r>
+    </w:p>
+    <w:p>
+      <w:r>
+        <w:t>8 | CHIREC | 8:00 AM</w:t>
+      </w:r>
+    </w:p>
+    <w:p>
+      <w:r>
+        <w:t>9 | SRIRAMNAGAR HOSPITAL | 8:05 AM</w:t>
+      </w:r>
+    </w:p>
+    <w:p>
+      <w:r>
+        <w:t>10 | KOTHAGUDA X ROAD | 8:10 AM</w:t>
+      </w:r>
+    </w:p>
+    <w:p>
+      <w:r>
+        <w:t>11 | KONDAPUR | 8:15 AM</w:t>
+      </w:r>
+    </w:p>
+    <w:p>
+      <w:r>
+        <w:t>12 | KONDAPUR -RTO | 8:20 AM</w:t>
+      </w:r>
+    </w:p>
+    <w:p>
+      <w:r>
+        <w:t>13 | HAFEEZPET | 8:30 AM</w:t>
+      </w:r>
+    </w:p>
+    <w:p>
+      <w:r>
+        <w:t>14 | MADINAGUDA (MYHOME) | 8:32 AM</w:t>
+      </w:r>
+    </w:p>
+    <w:p>
+      <w:r>
+        <w:t>15 | MADINAGUDA (Mythrinagar) | 8:34 AM</w:t>
+      </w:r>
+    </w:p>
+    <w:p>
+      <w:r>
+        <w:t>16 | MADINAGUDA(Deepthisrinagar) | 8:35 AM</w:t>
+      </w:r>
+    </w:p>
+    <w:p>
+      <w:r>
+        <w:t>17 | MIYAPUR ALLYWYN X ROAD | 8:42 AM</w:t>
+      </w:r>
+    </w:p>
+    <w:p>
+      <w:r>
+        <w:t>18 | cococola | 8:44 AM</w:t>
+      </w:r>
+    </w:p>
+    <w:p>
+      <w:r>
+        <w:t>19 | BACHUPALLY | 8:45 AM</w:t>
+      </w:r>
+    </w:p>
+    <w:p>
+      <w:r>
+        <w:t>20 | MIYAPUR BUS DEPOT | 8:45 AM</w:t>
+      </w:r>
+    </w:p>
+    <w:p>
+      <w:r>
+        <w:t>22 | NIZAMPET X ROAD | 8:55 AM</w:t>
+      </w:r>
+    </w:p>
+    <w:p>
+      <w:r>
+        <w:t>23 | COLLEGE CAMPUS | 9:00 AM</w:t>
+      </w:r>
+    </w:p>
+    <w:p>
+      <w:r>
+        <w:t>Starting Point : BEERAMGUDA | Incharge: – Ph No: –</w:t>
+      </w:r>
+    </w:p>
+    <w:p>
+      <w:r>
+        <w:t>Vehicle.No :AP36 TB 6224</w:t>
+      </w:r>
+    </w:p>
+    <w:p>
+      <w:r>
+        <w:t>1 | BHEL Metro enclave(Beeramguda) | 8:00 AM</w:t>
+      </w:r>
+    </w:p>
+    <w:p>
+      <w:r>
+        <w:t>2 | Navya colony road(Beeramguda) | 8:07 AM</w:t>
+      </w:r>
+    </w:p>
+    <w:p>
+      <w:r>
+        <w:t>3 | Trends(Beeramguda) | 8:10 AM</w:t>
+      </w:r>
+    </w:p>
+    <w:p>
+      <w:r>
+        <w:t>4 | Boskin and Robins(Beeramguda) | 8:17 AM</w:t>
+      </w:r>
+    </w:p>
+    <w:p>
+      <w:r>
+        <w:t>5 | Vijetha (Beeramguda) | 8:18 AM</w:t>
+      </w:r>
+    </w:p>
+    <w:p>
+      <w:r>
+        <w:t>6 | Ratnadeep(Beeramguda) | 8:19 AM</w:t>
+      </w:r>
+    </w:p>
+    <w:p>
+      <w:r>
+        <w:t>7 | Bajaj Electronics(chandanagar) | 8:30 AM</w:t>
+      </w:r>
+    </w:p>
+    <w:p>
+      <w:r>
+        <w:t>8 | GSM Mall(Madinaguda) | 8:35 AM</w:t>
+      </w:r>
+    </w:p>
+    <w:p>
+      <w:r>
+        <w:t>9 | COLLEGE CAMPUS | 9:00 AM</w:t>
+      </w:r>
+    </w:p>
+    <w:p>
+      <w:r>
         <w:t>Our institution believes that efficient ways of transportation in turn results in better productivity.</w:t>
       </w:r>
     </w:p>
@@ -1507,456 +2992,6 @@
     <w:p>
       <w:r>
         <w:t>Further details contact: Dr. T Ramesh, Assistant Professor Mobile Number: 99596 74347</w:t>
-      </w:r>
-    </w:p>
-    <w:p>
-      <w:r>
-        <w:t>Starting Point : ATTAPUR</w:t>
-      </w:r>
-    </w:p>
-    <w:p>
-      <w:r>
-        <w:t>Incharge : Dr. Nageshwaranath , Associate Professor, BS&amp;H, Ph No: 9885528822</w:t>
-      </w:r>
-    </w:p>
-    <w:p>
-      <w:r>
-        <w:t>Vehicle.No:TS01UB1177</w:t>
-      </w:r>
-    </w:p>
-    <w:p>
-      <w:r>
-        <w:t>Upperpally Pillar no 175</w:t>
-      </w:r>
-    </w:p>
-    <w:p>
-      <w:r>
-        <w:t>ALLWYN COLONY X ROAD</w:t>
-      </w:r>
-    </w:p>
-    <w:p>
-      <w:r>
-        <w:t>Starting Point : SANGAREDDY</w:t>
-      </w:r>
-    </w:p>
-    <w:p>
-      <w:r>
-        <w:t>Incharge: Mr.N.Subbarayudu , Lab Asst, Mechanical, Ph No: 9030305856</w:t>
-      </w:r>
-    </w:p>
-    <w:p>
-      <w:r>
-        <w:t>Vehicle.No :AP23TA0481</w:t>
-      </w:r>
-    </w:p>
-    <w:p>
-      <w:r>
-        <w:t>Starting Point : KUSHIAGUDA CHARLAPALLY X ROAD</w:t>
-      </w:r>
-    </w:p>
-    <w:p>
-      <w:r>
-        <w:t>Bus Incharge: T.Shiva shankar , Lab assistant, ECE, Ph no: 9951932596</w:t>
-      </w:r>
-    </w:p>
-    <w:p>
-      <w:r>
-        <w:t>Vehicle.No :TS34 TA6170</w:t>
-      </w:r>
-    </w:p>
-    <w:p>
-      <w:r>
-        <w:t>KUSHAY GUDA CHARLLA PALLI X ROAD</w:t>
-      </w:r>
-    </w:p>
-    <w:p>
-      <w:r>
-        <w:t>KUSHAY GUDA BUS DEPOT</w:t>
-      </w:r>
-    </w:p>
-    <w:p>
-      <w:r>
-        <w:t>NEREDMET OLD POLICE STN</w:t>
-      </w:r>
-    </w:p>
-    <w:p>
-      <w:r>
-        <w:t>BAPUJI NAGAR PETROL PUMP</w:t>
-      </w:r>
-    </w:p>
-    <w:p>
-      <w:r>
-        <w:t>Starting Point : LANGAR HOUSE</w:t>
-      </w:r>
-    </w:p>
-    <w:p>
-      <w:r>
-        <w:t>Incharge: Mr. T.Thammi Reddy , Asst Prof: ECE, Ph.No 9618085446</w:t>
-      </w:r>
-    </w:p>
-    <w:p>
-      <w:r>
-        <w:t>Vehicle.No :TS07UG0725</w:t>
-      </w:r>
-    </w:p>
-    <w:p>
-      <w:r>
-        <w:t>DARGA(Sunshine hospitals)</w:t>
-      </w:r>
-    </w:p>
-    <w:p>
-      <w:r>
-        <w:t>YSR STATUE (AYYAPPA SOCIETY)</w:t>
-      </w:r>
-    </w:p>
-    <w:p>
-      <w:r>
-        <w:t>KPHB 8th Phase (ANKUR HOSPITAL)</w:t>
-      </w:r>
-    </w:p>
-    <w:p>
-      <w:r>
-        <w:t>Starting Point : KUSHAIGUDA BUS DEPOT</w:t>
-      </w:r>
-    </w:p>
-    <w:p>
-      <w:r>
-        <w:t>Incharge : Ms. K. Neha , Asst Prof. EEE Ph No:8008268884</w:t>
-      </w:r>
-    </w:p>
-    <w:p>
-      <w:r>
-        <w:t>Vehicle.No :AP 28 TE 9599</w:t>
-      </w:r>
-    </w:p>
-    <w:p>
-      <w:r>
-        <w:t>Sangeeth( Iskon temple)</w:t>
-      </w:r>
-    </w:p>
-    <w:p>
-      <w:r>
-        <w:t>APHB Colony Arch,IDPL Cross Roads</w:t>
-      </w:r>
-    </w:p>
-    <w:p>
-      <w:r>
-        <w:t>Sanjaypuri Colony,JAGADGIRIGUTTA</w:t>
-      </w:r>
-    </w:p>
-    <w:p>
-      <w:r>
-        <w:t>Papi Reddy Nagar(Jagathgiri Gutta)</w:t>
-      </w:r>
-    </w:p>
-    <w:p>
-      <w:r>
-        <w:t>PJR Statue(Jagathgiri Gutta)</w:t>
-      </w:r>
-    </w:p>
-    <w:p>
-      <w:r>
-        <w:t>Allwyn colony Phase 1(JAGATHGIRI GUTTA)</w:t>
-      </w:r>
-    </w:p>
-    <w:p>
-      <w:r>
-        <w:t>Starting Point : SAGAR X ROAD</w:t>
-      </w:r>
-    </w:p>
-    <w:p>
-      <w:r>
-        <w:t>Incharge: Mr.P. Kranthi Kumar , Lab Asst, BS&amp;H, Ph No: 9949412740</w:t>
-      </w:r>
-    </w:p>
-    <w:p>
-      <w:r>
-        <w:t>Vehicle.No :AP30X4103</w:t>
-      </w:r>
-    </w:p>
-    <w:p>
-      <w:r>
-        <w:t>SANATH NAGAR – CHALLA APARTMENTS</w:t>
-      </w:r>
-    </w:p>
-    <w:p>
-      <w:r>
-        <w:t>Starting Point : ODF</w:t>
-      </w:r>
-    </w:p>
-    <w:p>
-      <w:r>
-        <w:t>Incharge: Mr.Gopilal , Lab Asst, ECE, Ph no : 7207981125</w:t>
-      </w:r>
-    </w:p>
-    <w:p>
-      <w:r>
-        <w:t>Vehicle.No :TS08UB4023</w:t>
-      </w:r>
-    </w:p>
-    <w:p>
-      <w:r>
-        <w:t>LINGAMPALLY(vijetha)</w:t>
-      </w:r>
-    </w:p>
-    <w:p>
-      <w:r>
-        <w:t>Lingampally (BHEL GATE)</w:t>
-      </w:r>
-    </w:p>
-    <w:p>
-      <w:r>
-        <w:t>MADINAGUDA(Deepthisrinagar)</w:t>
-      </w:r>
-    </w:p>
-    <w:p>
-      <w:r>
-        <w:t>MADINAGUDA (Mythrinagar)</w:t>
-      </w:r>
-    </w:p>
-    <w:p>
-      <w:r>
-        <w:t>Starting Point : LAKADAWALA (AYYAPPASWAMY TEMPLE)</w:t>
-      </w:r>
-    </w:p>
-    <w:p>
-      <w:r>
-        <w:t>Incharge : Mr. .Narendra Kumar, Lab Asst, Mechanical, Ph No : 9848095514</w:t>
-      </w:r>
-    </w:p>
-    <w:p>
-      <w:r>
-        <w:t>Vehicle.No :TS 07 UA 6777</w:t>
-      </w:r>
-    </w:p>
-    <w:p>
-      <w:r>
-        <w:t>PRAGATHI NAGAR KAMAN</w:t>
-      </w:r>
-    </w:p>
-    <w:p>
-      <w:r>
-        <w:t>Starting Point : MEHDIPATNAM</w:t>
-      </w:r>
-    </w:p>
-    <w:p>
-      <w:r>
-        <w:t>Incharge : Mr. P.Rajesh Kumar , Asst Prof, ECE, Ph no: 9849898606</w:t>
-      </w:r>
-    </w:p>
-    <w:p>
-      <w:r>
-        <w:t>Vehicle.No:TS 07 UA 1901</w:t>
-      </w:r>
-    </w:p>
-    <w:p>
-      <w:r>
-        <w:t>Pension office(Banjara hills)</w:t>
-      </w:r>
-    </w:p>
-    <w:p>
-      <w:r>
-        <w:t>Banjara hills (Road no:12)</w:t>
-      </w:r>
-    </w:p>
-    <w:p>
-      <w:r>
-        <w:t>JUBLI HILLS CHECK POST</w:t>
-      </w:r>
-    </w:p>
-    <w:p>
-      <w:r>
-        <w:t>YOUSUF GUDA CHECKPOST</w:t>
-      </w:r>
-    </w:p>
-    <w:p>
-      <w:r>
-        <w:t>Starting Point : UPPAL DEPOT</w:t>
-      </w:r>
-    </w:p>
-    <w:p>
-      <w:r>
-        <w:t>Incharge: Mr. P.L.Srinivas Rao , Lab Asst., EEE, Ph no: 9912916156</w:t>
-      </w:r>
-    </w:p>
-    <w:p>
-      <w:r>
-        <w:t>Driver Name :PATNAM SRIRAMULU</w:t>
-      </w:r>
-    </w:p>
-    <w:p>
-      <w:r>
-        <w:t>Vehicle.No:TS08UB1262</w:t>
-      </w:r>
-    </w:p>
-    <w:p>
-      <w:r>
-        <w:t>MYTRIVANAM / S R NAGAR</w:t>
-      </w:r>
-    </w:p>
-    <w:p>
-      <w:r>
-        <w:t>Starting Point : GANESH NAGAR(CHINTAL)</w:t>
-      </w:r>
-    </w:p>
-    <w:p>
-      <w:r>
-        <w:t>Incharge: Mr. T. Ravi Kumar , Lab Asst., EEE, Ph no: 9052689090</w:t>
-      </w:r>
-    </w:p>
-    <w:p>
-      <w:r>
-        <w:t>Vehicle.No :TS08 UL 2421</w:t>
-      </w:r>
-    </w:p>
-    <w:p>
-      <w:r>
-        <w:t>GANESH NAGAR (CHINTAL)</w:t>
-      </w:r>
-    </w:p>
-    <w:p>
-      <w:r>
-        <w:t>agra sweets gajularamaram</w:t>
-      </w:r>
-    </w:p>
-    <w:p>
-      <w:r>
-        <w:t>LEVEN PHARMACY(pragathi ngr)</w:t>
-      </w:r>
-    </w:p>
-    <w:p>
-      <w:r>
-        <w:t>chef bakers(pragathi nagar)</w:t>
-      </w:r>
-    </w:p>
-    <w:p>
-      <w:r>
-        <w:t>3 Monkeys circle (pragathi nagar)</w:t>
-      </w:r>
-    </w:p>
-    <w:p>
-      <w:r>
-        <w:t>Bharat petrolbunk(pragathi Ngr)</w:t>
-      </w:r>
-    </w:p>
-    <w:p>
-      <w:r>
-        <w:t>Starting point: MALKAJGIRI</w:t>
-      </w:r>
-    </w:p>
-    <w:p>
-      <w:r>
-        <w:t>Incharge : Dr. S.Kalyan , Asst Prof, BS&amp;H, Ph no : 9959722218</w:t>
-      </w:r>
-    </w:p>
-    <w:p>
-      <w:r>
-        <w:t>Vehicle.No :TS03 UA6727</w:t>
-      </w:r>
-    </w:p>
-    <w:p>
-      <w:r>
-        <w:t>VINAYAK NAGAR (NEREDMET)</w:t>
-      </w:r>
-    </w:p>
-    <w:p>
-      <w:r>
-        <w:t>Balanagar (Ferozguda)</w:t>
-      </w:r>
-    </w:p>
-    <w:p>
-      <w:r>
-        <w:t>Y JUNCTION &amp; KUKATPALLY METRO</w:t>
-      </w:r>
-    </w:p>
-    <w:p>
-      <w:r>
-        <w:t>Starting Point : RAHMATHNAGAR</w:t>
-      </w:r>
-    </w:p>
-    <w:p>
-      <w:r>
-        <w:t>Incharge : Ms. M.Sandhya Vani Asst. Prof, CSE, Ph no: 9942455985</w:t>
-      </w:r>
-    </w:p>
-    <w:p>
-      <w:r>
-        <w:t>Vehicle.No :TS15UB0243</w:t>
-      </w:r>
-    </w:p>
-    <w:p>
-      <w:r>
-        <w:t>Starting Point : DARGA</w:t>
-      </w:r>
-    </w:p>
-    <w:p>
-      <w:r>
-        <w:t>Incharge : Dr. S. Faith Manjusha Vijayalatha , Asst. Prof, BS&amp;H, ph no: 9966462671</w:t>
-      </w:r>
-    </w:p>
-    <w:p>
-      <w:r>
-        <w:t>Vehicle.No :AP03 TD2066</w:t>
-      </w:r>
-    </w:p>
-    <w:p>
-      <w:r>
-        <w:t>SRIRAMNAGAR HOSPITAL</w:t>
-      </w:r>
-    </w:p>
-    <w:p>
-      <w:r>
-        <w:t>MIYAPUR ALLYWYN X ROAD</w:t>
-      </w:r>
-    </w:p>
-    <w:p>
-      <w:r>
-        <w:t>Starting Point : BEERAMGUDA</w:t>
-      </w:r>
-    </w:p>
-    <w:p>
-      <w:r>
-        <w:t>Incharge: – Ph No: –</w:t>
-      </w:r>
-    </w:p>
-    <w:p>
-      <w:r>
-        <w:t>Vehicle.No :AP36 TB 6224</w:t>
-      </w:r>
-    </w:p>
-    <w:p>
-      <w:r>
-        <w:t>BHEL Metro enclave(Beeramguda)</w:t>
-      </w:r>
-    </w:p>
-    <w:p>
-      <w:r>
-        <w:t>Navya colony road(Beeramguda)</w:t>
-      </w:r>
-    </w:p>
-    <w:p>
-      <w:r>
-        <w:t>Boskin and Robins(Beeramguda)</w:t>
-      </w:r>
-    </w:p>
-    <w:p>
-      <w:r>
-        <w:t>Vijetha (Beeramguda)</w:t>
-      </w:r>
-    </w:p>
-    <w:p>
-      <w:r>
-        <w:t>Ratnadeep(Beeramguda)</w:t>
-      </w:r>
-    </w:p>
-    <w:p>
-      <w:r>
-        <w:t>Bajaj Electronics(chandanagar)</w:t>
-      </w:r>
-    </w:p>
-    <w:p>
-      <w:r>
-        <w:t>GSM Mall(Madinaguda)</w:t>
       </w:r>
     </w:p>
     <w:p>
@@ -1974,6 +3009,86 @@
     </w:p>
     <w:p>
       <w:r>
+        <w:t>Branch | Tuition Fee | NBA Fee | JNTUH/ Misc. Fee</w:t>
+      </w:r>
+    </w:p>
+    <w:p>
+      <w:r>
+        <w:t>CSE | 120000 | 3000 | 5500</w:t>
+      </w:r>
+    </w:p>
+    <w:p>
+      <w:r>
+        <w:t>ECE | 120000 | 3000 | 5500</w:t>
+      </w:r>
+    </w:p>
+    <w:p>
+      <w:r>
+        <w:t>EEE | 120000 | 3000 | 5500</w:t>
+      </w:r>
+    </w:p>
+    <w:p>
+      <w:r>
+        <w:t>CSM | 120000 | – | 5500</w:t>
+      </w:r>
+    </w:p>
+    <w:p>
+      <w:r>
+        <w:t>IT | 120000 | 3000 | 5500</w:t>
+      </w:r>
+    </w:p>
+    <w:p>
+      <w:r>
+        <w:t>CSE | 120000 | 3000 | 2500</w:t>
+      </w:r>
+    </w:p>
+    <w:p>
+      <w:r>
+        <w:t>ECE | 120000 | 3000 | 2500</w:t>
+      </w:r>
+    </w:p>
+    <w:p>
+      <w:r>
+        <w:t>IT | 120000 | 3000 | 2500</w:t>
+      </w:r>
+    </w:p>
+    <w:p>
+      <w:r>
+        <w:t>EEE | 120000 | 3000 | 2500</w:t>
+      </w:r>
+    </w:p>
+    <w:p>
+      <w:r>
+        <w:t>CSM | 120000 | – | 2500</w:t>
+      </w:r>
+    </w:p>
+    <w:p>
+      <w:r>
+        <w:t>CSE | 90000 | 3000 | 5500</w:t>
+      </w:r>
+    </w:p>
+    <w:p>
+      <w:r>
+        <w:t>ECE | 90000 | 3000 | 5500</w:t>
+      </w:r>
+    </w:p>
+    <w:p>
+      <w:r>
+        <w:t>IT | 90000 | 3000 | 5500</w:t>
+      </w:r>
+    </w:p>
+    <w:p>
+      <w:r>
+        <w:t>EEE | 90000 | 3000 | 5500</w:t>
+      </w:r>
+    </w:p>
+    <w:p>
+      <w:r>
+        <w:t>CSM | 90000 | – | 5500</w:t>
+      </w:r>
+    </w:p>
+    <w:p>
+      <w:r>
         <w:t>Getting admission into an Engineering college means entering into a different life, especially for the hostelers. While the parents are worried about their wards’ security, the wards are with mixed feelings of excitement about the new environment and new friends and also apprehensions about it. But there is nothing to worry much. We can assure you that end of four years you are going to really miss those days with full of beautiful memories.</w:t>
       </w:r>
     </w:p>
@@ -2077,6 +3192,3391 @@
     </w:p>
     <w:p>
       <w:r>
+        <w:t>S.No | Company | Package (LPA) | EEE | ECE | CSE | IT | CSE AIML | Total</w:t>
+      </w:r>
+    </w:p>
+    <w:p>
+      <w:r>
+        <w:t>1 | Microsoft | 54.00 | 1 | 1</w:t>
+      </w:r>
+    </w:p>
+    <w:p>
+      <w:r>
+        <w:t>2 | Visa | 32.88 | 3 | 3 | 6</w:t>
+      </w:r>
+    </w:p>
+    <w:p>
+      <w:r>
+        <w:t>3 | Visa | 31.64 | 1 | 1 | 2</w:t>
+      </w:r>
+    </w:p>
+    <w:p>
+      <w:r>
+        <w:t>4 | Optum | 20.78 | 4 | 6 | 3 | 3 | 16</w:t>
+      </w:r>
+    </w:p>
+    <w:p>
+      <w:r>
+        <w:t>5 | Synopsys | 20.26 | 3 | 1 | 4</w:t>
+      </w:r>
+    </w:p>
+    <w:p>
+      <w:r>
+        <w:t>6 | Swiss Re | 14 | 1 | 1</w:t>
+      </w:r>
+    </w:p>
+    <w:p>
+      <w:r>
+        <w:t>7 | IBM | 12 | 1 | 1 | 2</w:t>
+      </w:r>
+    </w:p>
+    <w:p>
+      <w:r>
+        <w:t>8 | Athena Health | 11.3 | 1 | 1 | 1 | 3</w:t>
+      </w:r>
+    </w:p>
+    <w:p>
+      <w:r>
+        <w:t>9 | OpenText | 11 | 1 | 11 | 1 | 4 | 17</w:t>
+      </w:r>
+    </w:p>
+    <w:p>
+      <w:r>
+        <w:t>10 | IBM | 11 | 1 | 1</w:t>
+      </w:r>
+    </w:p>
+    <w:p>
+      <w:r>
+        <w:t>11 | State Street | 11 | 1 | 4 | 1 | 6</w:t>
+      </w:r>
+    </w:p>
+    <w:p>
+      <w:r>
+        <w:t>12 | Publicis Sapient | 10.47 | 2 | 2</w:t>
+      </w:r>
+    </w:p>
+    <w:p>
+      <w:r>
+        <w:t>13 | Dell | 10 | 1 | 1</w:t>
+      </w:r>
+    </w:p>
+    <w:p>
+      <w:r>
+        <w:t>14 | Infosys SP | 9.5 | 1 | 2 | 3 | 3 | 1 | 10</w:t>
+      </w:r>
+    </w:p>
+    <w:p>
+      <w:r>
+        <w:t>15 | Oracle | 9.34 | 2 | 2 | 4</w:t>
+      </w:r>
+    </w:p>
+    <w:p>
+      <w:r>
+        <w:t>16 | S &amp; P Global | 9 | 2 | 3 | 5</w:t>
+      </w:r>
+    </w:p>
+    <w:p>
+      <w:r>
+        <w:t>17 | Fidelity | 9 | 2 | 1 | 3</w:t>
+      </w:r>
+    </w:p>
+    <w:p>
+      <w:r>
+        <w:t>18 | Bristol Myers Squibb | 8.8 | 4 | 4</w:t>
+      </w:r>
+    </w:p>
+    <w:p>
+      <w:r>
+        <w:t>19 | EPAM | 8 | 2 | 2</w:t>
+      </w:r>
+    </w:p>
+    <w:p>
+      <w:r>
+        <w:t>20 | TVS Motors | 8 | 1 | 1</w:t>
+      </w:r>
+    </w:p>
+    <w:p>
+      <w:r>
+        <w:t>21 | Capgemini SSE | 7.5 | 5 | 1 | 2 | 8</w:t>
+      </w:r>
+    </w:p>
+    <w:p>
+      <w:r>
+        <w:t>22 | Viaplus | 7 | 1 | 1</w:t>
+      </w:r>
+    </w:p>
+    <w:p>
+      <w:r>
+        <w:t>23 | Wirtgen Group | 7 | 1 | 1</w:t>
+      </w:r>
+    </w:p>
+    <w:p>
+      <w:r>
+        <w:t>24 | Bank of America | 6.45 | 2 | 1 | 3</w:t>
+      </w:r>
+    </w:p>
+    <w:p>
+      <w:r>
+        <w:t>25 | Infosys DSE | 6.25 | 2 | 2 | 4</w:t>
+      </w:r>
+    </w:p>
+    <w:p>
+      <w:r>
+        <w:t>26 | PwC | 6 | 1 | 5 | 5 | 1 | 12</w:t>
+      </w:r>
+    </w:p>
+    <w:p>
+      <w:r>
+        <w:t>27 | IndiaNic Pvt. | 5.8 | 1 | 1</w:t>
+      </w:r>
+    </w:p>
+    <w:p>
+      <w:r>
+        <w:t>28 | Capgemini SE Differential | 5.75 | 1 | 6 | 6 | 6 | 2 | 21</w:t>
+      </w:r>
+    </w:p>
+    <w:p>
+      <w:r>
+        <w:t>29 | Quantela | 5.5 | 3 | 3</w:t>
+      </w:r>
+    </w:p>
+    <w:p>
+      <w:r>
+        <w:t>30 | Tiny Tactics | 4.8 | 1 | 1</w:t>
+      </w:r>
+    </w:p>
+    <w:p>
+      <w:r>
+        <w:t>31 | IBM CIC | 4.75 | 2 | 2 | 3 | 2 | 9</w:t>
+      </w:r>
+    </w:p>
+    <w:p>
+      <w:r>
+        <w:t>32 | KPIT | 4.5 | 5 | 2 | 3 | 6 | 16</w:t>
+      </w:r>
+    </w:p>
+    <w:p>
+      <w:r>
+        <w:t>33 | UST | 4.25 | 3 | 17 | 3 | 10 | 33</w:t>
+      </w:r>
+    </w:p>
+    <w:p>
+      <w:r>
+        <w:t>34 | Capgemini SE | 4.25 | 13 | 45 | 59 | 36 | 22 | 175</w:t>
+      </w:r>
+    </w:p>
+    <w:p>
+      <w:r>
+        <w:t>35 | HCL Tech | 4.25 | 1 | 1</w:t>
+      </w:r>
+    </w:p>
+    <w:p>
+      <w:r>
+        <w:t>36 | Aarvee Associates | 4.2 | 1 | 1</w:t>
+      </w:r>
+    </w:p>
+    <w:p>
+      <w:r>
+        <w:t>37 | Genpact | 4.17 | 7 | 3 | 2 | 12</w:t>
+      </w:r>
+    </w:p>
+    <w:p>
+      <w:r>
+        <w:t>38 | Cognizant GenC | 4 | 12 | 24 | 11 | 10 | 57</w:t>
+      </w:r>
+    </w:p>
+    <w:p>
+      <w:r>
+        <w:t>39 | Ascendion | 4 | 1 | 1</w:t>
+      </w:r>
+    </w:p>
+    <w:p>
+      <w:r>
+        <w:t>40 | Zysec AI | 4 | 2 | 2</w:t>
+      </w:r>
+    </w:p>
+    <w:p>
+      <w:r>
+        <w:t>41 | Infosys SE | 3.6 | 2 | 23 | 19 | 18 | 8 | 70</w:t>
+      </w:r>
+    </w:p>
+    <w:p>
+      <w:r>
+        <w:t>42 | TCS Ninja | 3.45 | 1 | 1</w:t>
+      </w:r>
+    </w:p>
+    <w:p>
+      <w:r>
+        <w:t>43 | Tech Mahindra | 3.25 | 11 | 30 | 22 | 8 | 71</w:t>
+      </w:r>
+    </w:p>
+    <w:p>
+      <w:r>
+        <w:t>44 | Movate | 3.2 | 1 | 1 | 1 | 1 | 4</w:t>
+      </w:r>
+    </w:p>
+    <w:p>
+      <w:r>
+        <w:t>45 | Gravton Motors | 3 | 1 | 1</w:t>
+      </w:r>
+    </w:p>
+    <w:p>
+      <w:r>
+        <w:t>46 | Motherson | 3 | 3 | 3</w:t>
+      </w:r>
+    </w:p>
+    <w:p>
+      <w:r>
+        <w:t>47 | MRF | 2.46 | 4 | 6 | 10</w:t>
+      </w:r>
+    </w:p>
+    <w:p>
+      <w:r>
+        <w:t>48 | Veda IIT | 1 | 1</w:t>
+      </w:r>
+    </w:p>
+    <w:p>
+      <w:r>
+        <w:t>Total Placements | 29 | 130 | 227 | 132 | 95 | 614</w:t>
+      </w:r>
+    </w:p>
+    <w:p>
+      <w:r>
+        <w:t>1 | Microsoft | 52 | 1 | 1</w:t>
+      </w:r>
+    </w:p>
+    <w:p>
+      <w:r>
+        <w:t>2 | Amazon SDE | 48.6 | 1 | 1</w:t>
+      </w:r>
+    </w:p>
+    <w:p>
+      <w:r>
+        <w:t>3 | VISA | 32.76 | 2 | 4 | 6</w:t>
+      </w:r>
+    </w:p>
+    <w:p>
+      <w:r>
+        <w:t>4 | Flipkart | 32 | 1 | 1</w:t>
+      </w:r>
+    </w:p>
+    <w:p>
+      <w:r>
+        <w:t>5 | Wayfair | 25 | 2 | 2</w:t>
+      </w:r>
+    </w:p>
+    <w:p>
+      <w:r>
+        <w:t>6 | Walmart | 22.27 | 1 | 1</w:t>
+      </w:r>
+    </w:p>
+    <w:p>
+      <w:r>
+        <w:t>7 | Qualcomm | 21.71 | 1 | 1</w:t>
+      </w:r>
+    </w:p>
+    <w:p>
+      <w:r>
+        <w:t>8 | DE Shaw | 21 | 1 | 1</w:t>
+      </w:r>
+    </w:p>
+    <w:p>
+      <w:r>
+        <w:t>9 | Optum | 18.86 | 3 | 3</w:t>
+      </w:r>
+    </w:p>
+    <w:p>
+      <w:r>
+        <w:t>10 | Synopsys | 17.37 | 3 | 3</w:t>
+      </w:r>
+    </w:p>
+    <w:p>
+      <w:r>
+        <w:t>11 | Intel | 15.36 | 1 | 1</w:t>
+      </w:r>
+    </w:p>
+    <w:p>
+      <w:r>
+        <w:t>12 | Target | 13.84 | 1 | 1 | 2</w:t>
+      </w:r>
+    </w:p>
+    <w:p>
+      <w:r>
+        <w:t>13 | Flipkart Neev | 13.56 | 1 | 1</w:t>
+      </w:r>
+    </w:p>
+    <w:p>
+      <w:r>
+        <w:t>14 | Publicis Sapient | 12.47 | 3 | 1 | 4</w:t>
+      </w:r>
+    </w:p>
+    <w:p>
+      <w:r>
+        <w:t>15 | IBM ISDL | 12 | 4 | 2 | 6</w:t>
+      </w:r>
+    </w:p>
+    <w:p>
+      <w:r>
+        <w:t>16 | Providence | 11.5 | 2 | 2</w:t>
+      </w:r>
+    </w:p>
+    <w:p>
+      <w:r>
+        <w:t>17 | Athena Health | 11.3 | 3 | 2 | 5</w:t>
+      </w:r>
+    </w:p>
+    <w:p>
+      <w:r>
+        <w:t>18 | Amadeus | 11.12 | 1 | 2 | 3</w:t>
+      </w:r>
+    </w:p>
+    <w:p>
+      <w:r>
+        <w:t>19 | Flipkart | 11 | 1 | 1</w:t>
+      </w:r>
+    </w:p>
+    <w:p>
+      <w:r>
+        <w:t>20 | State Street | 11 | 3 | 1 | 4</w:t>
+      </w:r>
+    </w:p>
+    <w:p>
+      <w:r>
+        <w:t>21 | Factset | 10.08 | 2 | 1 | 3</w:t>
+      </w:r>
+    </w:p>
+    <w:p>
+      <w:r>
+        <w:t>22 | Porter | 10 | 1 | 1 | 2</w:t>
+      </w:r>
+    </w:p>
+    <w:p>
+      <w:r>
+        <w:t>23 | OpenText | 10 | 1 | 4 | 1 | 6</w:t>
+      </w:r>
+    </w:p>
+    <w:p>
+      <w:r>
+        <w:t>24 | Lloyds | 10 | 2 | 3 | 1 | 6</w:t>
+      </w:r>
+    </w:p>
+    <w:p>
+      <w:r>
+        <w:t>25 | Oracle | 9.5 | 3 | 1 | 4</w:t>
+      </w:r>
+    </w:p>
+    <w:p>
+      <w:r>
+        <w:t>26 | Infosys SP | 9.5 | 2 | 4 | 1 | 7</w:t>
+      </w:r>
+    </w:p>
+    <w:p>
+      <w:r>
+        <w:t>27 | Infosys SP | 9.5 | 1 | 2 | 3</w:t>
+      </w:r>
+    </w:p>
+    <w:p>
+      <w:r>
+        <w:t>28 | TCS Prime | 9 | 3 | 3</w:t>
+      </w:r>
+    </w:p>
+    <w:p>
+      <w:r>
+        <w:t>29 | ABB India Ltd | 8.5 | 1 | 1</w:t>
+      </w:r>
+    </w:p>
+    <w:p>
+      <w:r>
+        <w:t>30 | Hyundai | 8.05 | 1 | 1</w:t>
+      </w:r>
+    </w:p>
+    <w:p>
+      <w:r>
+        <w:t>31 | Smart Interviews | 8 | 1 | 2 | 3</w:t>
+      </w:r>
+    </w:p>
+    <w:p>
+      <w:r>
+        <w:t>32 | TVS Motor | 8 | 1 | 1</w:t>
+      </w:r>
+    </w:p>
+    <w:p>
+      <w:r>
+        <w:t>33 | Mahindra &amp; Mahindra | 8 | 3 | 3</w:t>
+      </w:r>
+    </w:p>
+    <w:p>
+      <w:r>
+        <w:t>34 | Verizon | 7.2 | 4 | 1 | 1 | 6</w:t>
+      </w:r>
+    </w:p>
+    <w:p>
+      <w:r>
+        <w:t>35 | Sify | 7 | 1 | 2 | 3</w:t>
+      </w:r>
+    </w:p>
+    <w:p>
+      <w:r>
+        <w:t>36 | Frugal Testing | 7 | 1 | 1</w:t>
+      </w:r>
+    </w:p>
+    <w:p>
+      <w:r>
+        <w:t>37 | TCS Digital | 7 | 1 | 3 | 5 | 2 | 1 | 12</w:t>
+      </w:r>
+    </w:p>
+    <w:p>
+      <w:r>
+        <w:t>38 | Big Bang Boom Solutions | 6.5 | 1 | 1</w:t>
+      </w:r>
+    </w:p>
+    <w:p>
+      <w:r>
+        <w:t>39 | Apraava Renewable Energy | 6.5 | 2 | 2</w:t>
+      </w:r>
+    </w:p>
+    <w:p>
+      <w:r>
+        <w:t>40 | Bank of America | 6.45 | 6 | 5 | 4 | 15</w:t>
+      </w:r>
+    </w:p>
+    <w:p>
+      <w:r>
+        <w:t>41 | Axis Bank | 6.45 | 1 | 1 | 1 | 3</w:t>
+      </w:r>
+    </w:p>
+    <w:p>
+      <w:r>
+        <w:t>42 | Hexagon | 6.43 | 1 | 1 | 2</w:t>
+      </w:r>
+    </w:p>
+    <w:p>
+      <w:r>
+        <w:t>43 | Modak Analytics | 6 | 3 | 3</w:t>
+      </w:r>
+    </w:p>
+    <w:p>
+      <w:r>
+        <w:t>44 | PwC | 6 | 4 | 1 | 5</w:t>
+      </w:r>
+    </w:p>
+    <w:p>
+      <w:r>
+        <w:t>45 | Mivada | 6 | 1 | 4 | 2 | 4 | 11</w:t>
+      </w:r>
+    </w:p>
+    <w:p>
+      <w:r>
+        <w:t>46 | Asset 10 Blue Copa | 6 | 1 | 1</w:t>
+      </w:r>
+    </w:p>
+    <w:p>
+      <w:r>
+        <w:t>47 | Infor | 6 | 1 | 1</w:t>
+      </w:r>
+    </w:p>
+    <w:p>
+      <w:r>
+        <w:t>48 | Atom State | 6 | 1 | 1</w:t>
+      </w:r>
+    </w:p>
+    <w:p>
+      <w:r>
+        <w:t>49 | PepsiCo | 5.56 | 1 | 1 | 2</w:t>
+      </w:r>
+    </w:p>
+    <w:p>
+      <w:r>
+        <w:t>50 | Persistent | 5.04 | 3 | 3</w:t>
+      </w:r>
+    </w:p>
+    <w:p>
+      <w:r>
+        <w:t>51 | Drogo Drone | 4.76 | 1 | 1</w:t>
+      </w:r>
+    </w:p>
+    <w:p>
+      <w:r>
+        <w:t>52 | KPIT | 4.75 | 4 | 10 | 15 | 10 | 1 | 40</w:t>
+      </w:r>
+    </w:p>
+    <w:p>
+      <w:r>
+        <w:t>53 | Accenture | 4.5 | 8 | 24 | 31 | 13 | 14 | 90</w:t>
+      </w:r>
+    </w:p>
+    <w:p>
+      <w:r>
+        <w:t>54 | IBM CIC | 4.5 | 1 | 2 | 4 | 2 | 9</w:t>
+      </w:r>
+    </w:p>
+    <w:p>
+      <w:r>
+        <w:t>55 | Accenture | 4.5 | 1 | 1 | 2</w:t>
+      </w:r>
+    </w:p>
+    <w:p>
+      <w:r>
+        <w:t>56 | Accenture | 4.35 | 7 | 12 | 7 | 2 | 28</w:t>
+      </w:r>
+    </w:p>
+    <w:p>
+      <w:r>
+        <w:t>57 | Capgemini | 4.25 | 6 | 18 | 25 | 23 | 11 | 83</w:t>
+      </w:r>
+    </w:p>
+    <w:p>
+      <w:r>
+        <w:t>58 | UST | 4.25 | 2 | 3 | 1 | 6</w:t>
+      </w:r>
+    </w:p>
+    <w:p>
+      <w:r>
+        <w:t>59 | Cognizant | 4.25 | 1 | 1</w:t>
+      </w:r>
+    </w:p>
+    <w:p>
+      <w:r>
+        <w:t>60 | Renault Nissan | 4.25 | 1 | 1</w:t>
+      </w:r>
+    </w:p>
+    <w:p>
+      <w:r>
+        <w:t>61 | Genpact | 4.17 | 2 | 1 | 7 | 7 | 2 | 19</w:t>
+      </w:r>
+    </w:p>
+    <w:p>
+      <w:r>
+        <w:t>62 | Qualizeal | 4 | 1 | 3 | 3 | 5 | 12</w:t>
+      </w:r>
+    </w:p>
+    <w:p>
+      <w:r>
+        <w:t>63 | Corizo | 4 | 1 | 1</w:t>
+      </w:r>
+    </w:p>
+    <w:p>
+      <w:r>
+        <w:t>64 | Zomato | 4 | 1 | 1</w:t>
+      </w:r>
+    </w:p>
+    <w:p>
+      <w:r>
+        <w:t>65 | Birlasoft | 3.94 | 1 | 1</w:t>
+      </w:r>
+    </w:p>
+    <w:p>
+      <w:r>
+        <w:t>66 | Amazon Consumer role | 3.5 | 2 | 2</w:t>
+      </w:r>
+    </w:p>
+    <w:p>
+      <w:r>
+        <w:t>67 | Amazon AHS Specialist | 3.5 | 1 | 2 | 3</w:t>
+      </w:r>
+    </w:p>
+    <w:p>
+      <w:r>
+        <w:t>68 | TCS Ninja | 3.36 | 1 | 1 | 1 | 1 | 4</w:t>
+      </w:r>
+    </w:p>
+    <w:p>
+      <w:r>
+        <w:t>69 | Tech Mahindra | 3.25 | 9 | 10 | 1 | 20</w:t>
+      </w:r>
+    </w:p>
+    <w:p>
+      <w:r>
+        <w:t>70 | Tech Mahindra | 3 | 1 | 1</w:t>
+      </w:r>
+    </w:p>
+    <w:p>
+      <w:r>
+        <w:t>71 | Keus Home Automation | 2.67 | 1 | 1</w:t>
+      </w:r>
+    </w:p>
+    <w:p>
+      <w:r>
+        <w:t>72 | Movate | 2.4 | 2 | 5 | 1 | 1 | 9</w:t>
+      </w:r>
+    </w:p>
+    <w:p>
+      <w:r>
+        <w:t>73 | Avghni Renewable Energy System India Private Limited | 2.4 | 1 | 1</w:t>
+      </w:r>
+    </w:p>
+    <w:p>
+      <w:r>
+        <w:t>74 | The light studio | 2.4 | 1 | 1</w:t>
+      </w:r>
+    </w:p>
+    <w:p>
+      <w:r>
+        <w:t>75 | Shiva Marketing | 2.16 | 2 | 2</w:t>
+      </w:r>
+    </w:p>
+    <w:p>
+      <w:r>
+        <w:t>76 | Tesio Architectural lightning | 2.16 | 2 | 2</w:t>
+      </w:r>
+    </w:p>
+    <w:p>
+      <w:r>
+        <w:t>77 | SuntechWebservices Ltd | 1.92 | 1 | 1</w:t>
+      </w:r>
+    </w:p>
+    <w:p>
+      <w:r>
+        <w:t>78 | Ganga Calliberation Services | 1.8 | 1 | 1</w:t>
+      </w:r>
+    </w:p>
+    <w:p>
+      <w:r>
+        <w:t>79 | Deloite | 1 | 1</w:t>
+      </w:r>
+    </w:p>
+    <w:p>
+      <w:r>
+        <w:t>Total Placements | 44 | 99 | 195 | 105 | 65 | 508</w:t>
+      </w:r>
+    </w:p>
+    <w:p>
+      <w:r>
+        <w:t>1 | Palo Alto | 54.75 | 1 | 1</w:t>
+      </w:r>
+    </w:p>
+    <w:p>
+      <w:r>
+        <w:t>2 | Adobe | 47 | 1 | 1</w:t>
+      </w:r>
+    </w:p>
+    <w:p>
+      <w:r>
+        <w:t>3 | Amazon SDE | 44 | 3 | 2 | 5</w:t>
+      </w:r>
+    </w:p>
+    <w:p>
+      <w:r>
+        <w:t>4 | Urban Company | 32 | 1 | 1</w:t>
+      </w:r>
+    </w:p>
+    <w:p>
+      <w:r>
+        <w:t>5 | DE Shaw | 21.5 | 1 | 1</w:t>
+      </w:r>
+    </w:p>
+    <w:p>
+      <w:r>
+        <w:t>6 | Arista Networks | 21.3 | 1 | 1</w:t>
+      </w:r>
+    </w:p>
+    <w:p>
+      <w:r>
+        <w:t>7 | Synopsys | 19.52 | 3 | 2 | 5</w:t>
+      </w:r>
+    </w:p>
+    <w:p>
+      <w:r>
+        <w:t>8 | Amazon (Data Engineer) | 17.38 | 1 | 1 | 2 | 4</w:t>
+      </w:r>
+    </w:p>
+    <w:p>
+      <w:r>
+        <w:t>9 | Amazon (Business Inteligence Engineer) | 17 | 1 | 1</w:t>
+      </w:r>
+    </w:p>
+    <w:p>
+      <w:r>
+        <w:t>10 | DarwinBox | 16.3 | 1 | 1</w:t>
+      </w:r>
+    </w:p>
+    <w:p>
+      <w:r>
+        <w:t>11 | Qualcomm | 16.14 | 2 | 2</w:t>
+      </w:r>
+    </w:p>
+    <w:p>
+      <w:r>
+        <w:t>12 | Experian | 15.2 | 4 | 1 | 5</w:t>
+      </w:r>
+    </w:p>
+    <w:p>
+      <w:r>
+        <w:t>13 | Amazon (Quality Assurance Engineer) | 14.51 | 3 | 3</w:t>
+      </w:r>
+    </w:p>
+    <w:p>
+      <w:r>
+        <w:t>14 | Optum | 14.49 | 2 | 2 | 16 | 16 | 36</w:t>
+      </w:r>
+    </w:p>
+    <w:p>
+      <w:r>
+        <w:t>15 | AMD | 14 | 1 | 1</w:t>
+      </w:r>
+    </w:p>
+    <w:p>
+      <w:r>
+        <w:t>16 | Target India | 13.84 | 6 | 1 | 7</w:t>
+      </w:r>
+    </w:p>
+    <w:p>
+      <w:r>
+        <w:t>17 | Athena Health | 12.6 | 1 | 1 | 2</w:t>
+      </w:r>
+    </w:p>
+    <w:p>
+      <w:r>
+        <w:t>18 | Publicis Sapient | 12.47 | 1 | 1 | 2</w:t>
+      </w:r>
+    </w:p>
+    <w:p>
+      <w:r>
+        <w:t>19 | EPAM | 12 | 4 | 1 | 5</w:t>
+      </w:r>
+    </w:p>
+    <w:p>
+      <w:r>
+        <w:t>20 | Amadeus | 11.77 | 3 | 3</w:t>
+      </w:r>
+    </w:p>
+    <w:p>
+      <w:r>
+        <w:t>21 | IBM ISDL | 11.5 | 1 | 1 | 2</w:t>
+      </w:r>
+    </w:p>
+    <w:p>
+      <w:r>
+        <w:t>22 | State Street | 11 | 1 | 8 | 1 | 10</w:t>
+      </w:r>
+    </w:p>
+    <w:p>
+      <w:r>
+        <w:t>23 | Brillio | 10 | 1 | 5 | 5 | 11</w:t>
+      </w:r>
+    </w:p>
+    <w:p>
+      <w:r>
+        <w:t>24 | Finacplus | 10 | 1 | 1</w:t>
+      </w:r>
+    </w:p>
+    <w:p>
+      <w:r>
+        <w:t>25 | OpenText | 10 | 4 | 1 | 5</w:t>
+      </w:r>
+    </w:p>
+    <w:p>
+      <w:r>
+        <w:t>26 | RealPage | 10 | 1 | 1</w:t>
+      </w:r>
+    </w:p>
+    <w:p>
+      <w:r>
+        <w:t>27 | Maersk – AP Moller | 9.9 | 1 | 1</w:t>
+      </w:r>
+    </w:p>
+    <w:p>
+      <w:r>
+        <w:t>28 | TSSPDCL | 9.6 | 1 | 1</w:t>
+      </w:r>
+    </w:p>
+    <w:p>
+      <w:r>
+        <w:t>29 | Infosys SP | 9.5 | 1 | 1</w:t>
+      </w:r>
+    </w:p>
+    <w:p>
+      <w:r>
+        <w:t>30 | DBS | 9.07 | 1 | 1</w:t>
+      </w:r>
+    </w:p>
+    <w:p>
+      <w:r>
+        <w:t>31 | Gainsight | 9 | 2 | 2</w:t>
+      </w:r>
+    </w:p>
+    <w:p>
+      <w:r>
+        <w:t>32 | Model N | 9 | 1 | 1</w:t>
+      </w:r>
+    </w:p>
+    <w:p>
+      <w:r>
+        <w:t>33 | Oracle | 8.88 | 1 | 1</w:t>
+      </w:r>
+    </w:p>
+    <w:p>
+      <w:r>
+        <w:t>34 | Dell | 8.47 | 1 | 1</w:t>
+      </w:r>
+    </w:p>
+    <w:p>
+      <w:r>
+        <w:t>35 | Micron | 8.25 | 1 | 9 | 4 | 14</w:t>
+      </w:r>
+    </w:p>
+    <w:p>
+      <w:r>
+        <w:t>36 | Salesforce | 8.25 | 1 | 1 | 2</w:t>
+      </w:r>
+    </w:p>
+    <w:p>
+      <w:r>
+        <w:t>37 | Axis Bank | 8 | 1 | 1</w:t>
+      </w:r>
+    </w:p>
+    <w:p>
+      <w:r>
+        <w:t>38 | Forbes Marshall | 7.8 | 2 | 2</w:t>
+      </w:r>
+    </w:p>
+    <w:p>
+      <w:r>
+        <w:t>39 | IBM Software Developer | 7.75 | 1 | 1</w:t>
+      </w:r>
+    </w:p>
+    <w:p>
+      <w:r>
+        <w:t>40 | Verizon | 7.65 | 13 | 7 | 20</w:t>
+      </w:r>
+    </w:p>
+    <w:p>
+      <w:r>
+        <w:t>41 | TCS Digital | 7.6 | 3 | 4 | 2 | 2 | 11</w:t>
+      </w:r>
+    </w:p>
+    <w:p>
+      <w:r>
+        <w:t>42 | Capgemini Differential Senior Analyst | 7.5 | 1 | 1</w:t>
+      </w:r>
+    </w:p>
+    <w:p>
+      <w:r>
+        <w:t>43 | Copart | 7.5 | 3 | 3</w:t>
+      </w:r>
+    </w:p>
+    <w:p>
+      <w:r>
+        <w:t>44 | Intellipaat | 7.25 | 1 | 1 | 2</w:t>
+      </w:r>
+    </w:p>
+    <w:p>
+      <w:r>
+        <w:t>45 | Zoho | 7.2 | 1 | 1</w:t>
+      </w:r>
+    </w:p>
+    <w:p>
+      <w:r>
+        <w:t>46 | Aragen | 7 | 1 | 1</w:t>
+      </w:r>
+    </w:p>
+    <w:p>
+      <w:r>
+        <w:t>47 | One Convergence | 7 | 1 | 1</w:t>
+      </w:r>
+    </w:p>
+    <w:p>
+      <w:r>
+        <w:t>48 | Latent View | 6.7 | 2 | 2 | 4</w:t>
+      </w:r>
+    </w:p>
+    <w:p>
+      <w:r>
+        <w:t>49 | Accenture Advanced ASE | 6.5 | 1 | 1 | 2</w:t>
+      </w:r>
+    </w:p>
+    <w:p>
+      <w:r>
+        <w:t>50 | Keyence | 6.5 | 1 | 1</w:t>
+      </w:r>
+    </w:p>
+    <w:p>
+      <w:r>
+        <w:t>51 | Virtusa | 6.5 | 1 | 1</w:t>
+      </w:r>
+    </w:p>
+    <w:p>
+      <w:r>
+        <w:t>52 | Bank Of America | 6.45 | 17 | 16 | 33</w:t>
+      </w:r>
+    </w:p>
+    <w:p>
+      <w:r>
+        <w:t>53 | Hexaware | 6.35 | 1 | 1</w:t>
+      </w:r>
+    </w:p>
+    <w:p>
+      <w:r>
+        <w:t>54 | TTEC | 6.3 | 1 | 2 | 3</w:t>
+      </w:r>
+    </w:p>
+    <w:p>
+      <w:r>
+        <w:t>55 | Infosys DSE | 6.25 | 2 | 4 | 2 | 8</w:t>
+      </w:r>
+    </w:p>
+    <w:p>
+      <w:r>
+        <w:t>56 | Hash Insert | 6 | 2 | 2</w:t>
+      </w:r>
+    </w:p>
+    <w:p>
+      <w:r>
+        <w:t>57 | PwC | 6 | 5 | 3 | 2 | 10</w:t>
+      </w:r>
+    </w:p>
+    <w:p>
+      <w:r>
+        <w:t>58 | Shankar | 6 | 1 | 1</w:t>
+      </w:r>
+    </w:p>
+    <w:p>
+      <w:r>
+        <w:t>59 | Soctronics | 6 | 4 | 4</w:t>
+      </w:r>
+    </w:p>
+    <w:p>
+      <w:r>
+        <w:t>60 | VigoCare | 6 | 1 | 1</w:t>
+      </w:r>
+    </w:p>
+    <w:p>
+      <w:r>
+        <w:t>61 | Capgemini Differential Analyst | 5.75 | 1 | 3 | 5 | 4 | 13</w:t>
+      </w:r>
+    </w:p>
+    <w:p>
+      <w:r>
+        <w:t>62 | Pepsico | 5.56 | 1 | 1</w:t>
+      </w:r>
+    </w:p>
+    <w:p>
+      <w:r>
+        <w:t>63 | Plugin Live (Lloyds Banking Group) | 5.5 | 1 | 1</w:t>
+      </w:r>
+    </w:p>
+    <w:p>
+      <w:r>
+        <w:t>64 | Amdocs | 5.3 | 3 | 1 | 1 | 5</w:t>
+      </w:r>
+    </w:p>
+    <w:p>
+      <w:r>
+        <w:t>65 | Hash Insert | 5.22 | 2 | 2 | 4</w:t>
+      </w:r>
+    </w:p>
+    <w:p>
+      <w:r>
+        <w:t>66 | Kyndryl | 5.1 | 6 | 5 | 2 | 3 | 16</w:t>
+      </w:r>
+    </w:p>
+    <w:p>
+      <w:r>
+        <w:t>67 | Persistent | 5.01 | 2 | 2</w:t>
+      </w:r>
+    </w:p>
+    <w:p>
+      <w:r>
+        <w:t>68 | Caspian | 5 | 1 | 1</w:t>
+      </w:r>
+    </w:p>
+    <w:p>
+      <w:r>
+        <w:t>69 | Ericson | 5 | 1 | 1</w:t>
+      </w:r>
+    </w:p>
+    <w:p>
+      <w:r>
+        <w:t>70 | GEP | 5 | 1 | 1</w:t>
+      </w:r>
+    </w:p>
+    <w:p>
+      <w:r>
+        <w:t>71 | Invesco | 5 | 1 | 1</w:t>
+      </w:r>
+    </w:p>
+    <w:p>
+      <w:r>
+        <w:t>72 | MyCaptain | 5 | 2 | 2 | 2 | 6</w:t>
+      </w:r>
+    </w:p>
+    <w:p>
+      <w:r>
+        <w:t>73 | Torry Harris | 5 | 2 | 1 | 5 | 8</w:t>
+      </w:r>
+    </w:p>
+    <w:p>
+      <w:r>
+        <w:t>74 | Ernst &amp; Young | 4.83 | 1 | 1 | 2 | 4</w:t>
+      </w:r>
+    </w:p>
+    <w:p>
+      <w:r>
+        <w:t>75 | Zelis | 4.8 | 1 | 1</w:t>
+      </w:r>
+    </w:p>
+    <w:p>
+      <w:r>
+        <w:t>76 | Tata Technologies | 4.64 | 1 | 1 | 2</w:t>
+      </w:r>
+    </w:p>
+    <w:p>
+      <w:r>
+        <w:t>77 | Accenture ASE | 4.5 | 7 | 20 | 16 | 15 | 58</w:t>
+      </w:r>
+    </w:p>
+    <w:p>
+      <w:r>
+        <w:t>78 | Deloitte | 4.5 | 2 | 3 | 4 | 4 | 13</w:t>
+      </w:r>
+    </w:p>
+    <w:p>
+      <w:r>
+        <w:t>79 | Hash Insert | 4.5 | 1 | 2 | 3</w:t>
+      </w:r>
+    </w:p>
+    <w:p>
+      <w:r>
+        <w:t>80 | Movidu Technology | 4.5 | 2 | 2</w:t>
+      </w:r>
+    </w:p>
+    <w:p>
+      <w:r>
+        <w:t>81 | Capgemini Analyst | 4.25 | 18 | 38 | 44 | 36 | 136</w:t>
+      </w:r>
+    </w:p>
+    <w:p>
+      <w:r>
+        <w:t>82 | Cognizant Elevate | 4.25 | 6 | 11 | 7 | 24</w:t>
+      </w:r>
+    </w:p>
+    <w:p>
+      <w:r>
+        <w:t>83 | HCL | 4.25 | 3 | 2 | 2 | 2 | 9</w:t>
+      </w:r>
+    </w:p>
+    <w:p>
+      <w:r>
+        <w:t>84 | Genpact | 4.17 | 2 | 4 | 3 | 9</w:t>
+      </w:r>
+    </w:p>
+    <w:p>
+      <w:r>
+        <w:t>85 | Amara Raja Batteries | 4 | 1 | 1</w:t>
+      </w:r>
+    </w:p>
+    <w:p>
+      <w:r>
+        <w:t>86 | Cognizant Gen C | 4 | 9 | 13 | 21 | 9 | 52</w:t>
+      </w:r>
+    </w:p>
+    <w:p>
+      <w:r>
+        <w:t>87 | Engineering Technique | 4 | 2 | 2</w:t>
+      </w:r>
+    </w:p>
+    <w:p>
+      <w:r>
+        <w:t>88 | LTTS | 4 | 3 | 7 | 4 | 4 | 18</w:t>
+      </w:r>
+    </w:p>
+    <w:p>
+      <w:r>
+        <w:t>89 | TCS Ninja | 3.96 | 7 | 6 | 10 | 8 | 31</w:t>
+      </w:r>
+    </w:p>
+    <w:p>
+      <w:r>
+        <w:t>90 | Infosys (SE) | 3.6 | 1 | 1</w:t>
+      </w:r>
+    </w:p>
+    <w:p>
+      <w:r>
+        <w:t>91 | Tech Mahindra | 3.25 | 2 | 2</w:t>
+      </w:r>
+    </w:p>
+    <w:p>
+      <w:r>
+        <w:t>92 | Aztech | 3.17 | 2 | 2</w:t>
+      </w:r>
+    </w:p>
+    <w:p>
+      <w:r>
+        <w:t>93 | APT Online | 3 | 1 | 1</w:t>
+      </w:r>
+    </w:p>
+    <w:p>
+      <w:r>
+        <w:t>94 | Global Engg Services | 2.4 | 1 | 1</w:t>
+      </w:r>
+    </w:p>
+    <w:p>
+      <w:r>
+        <w:t>95 | Movate – CSS Corp (CTAS) | 2.12 | 1 | 1</w:t>
+      </w:r>
+    </w:p>
+    <w:p>
+      <w:r>
+        <w:t>96 | Elecon | 2.04 | 3 | 3</w:t>
+      </w:r>
+    </w:p>
+    <w:p>
+      <w:r>
+        <w:t>97 | Canny Consultancy | 1.8 | 1 | 1</w:t>
+      </w:r>
+    </w:p>
+    <w:p>
+      <w:r>
+        <w:t>Total | 90 | 157 | 257 | 190 | 694</w:t>
+      </w:r>
+    </w:p>
+    <w:p>
+      <w:r>
+        <w:t>S.No | Company | Package (LPA) | EEE | ECE | CSE | IT | Total</w:t>
+      </w:r>
+    </w:p>
+    <w:p>
+      <w:r>
+        <w:t>1 | Microsoft (SDE) | 49 | 1 | 1 | 2</w:t>
+      </w:r>
+    </w:p>
+    <w:p>
+      <w:r>
+        <w:t>2 | Amazon (SDE) | 44 | 2 | 1 | 3</w:t>
+      </w:r>
+    </w:p>
+    <w:p>
+      <w:r>
+        <w:t>3 | Amazon (Programmer Analyst) | 30.75 | 2 | 1 | 3</w:t>
+      </w:r>
+    </w:p>
+    <w:p>
+      <w:r>
+        <w:t>4 | Amazon (BIE) | 29.36 | 1 | 1</w:t>
+      </w:r>
+    </w:p>
+    <w:p>
+      <w:r>
+        <w:t>5 | VMware | 26.9 | 1 | 3 | 1 | 5</w:t>
+      </w:r>
+    </w:p>
+    <w:p>
+      <w:r>
+        <w:t>6 | Qualcomm | 22.36 | 1 | 1</w:t>
+      </w:r>
+    </w:p>
+    <w:p>
+      <w:r>
+        <w:t>7 | F5 Networks | 21.86 | 4 | 3 | 7</w:t>
+      </w:r>
+    </w:p>
+    <w:p>
+      <w:r>
+        <w:t>8 | Goldman Sachs | 21 | 1 | 1</w:t>
+      </w:r>
+    </w:p>
+    <w:p>
+      <w:r>
+        <w:t>9 | Wells Fargo | 20 | 1 | 1 | 2</w:t>
+      </w:r>
+    </w:p>
+    <w:p>
+      <w:r>
+        <w:t>10 | Amazon (Support Engineer) | 17.85 | 1 | 1</w:t>
+      </w:r>
+    </w:p>
+    <w:p>
+      <w:r>
+        <w:t>11 | Amazon (Quality Assurance Engineer) | 17.35 | 1 | 1</w:t>
+      </w:r>
+    </w:p>
+    <w:p>
+      <w:r>
+        <w:t>12 | DarwinBox | 16.3 | 3 | 1 | 4</w:t>
+      </w:r>
+    </w:p>
+    <w:p>
+      <w:r>
+        <w:t>13 | Synopsys | 15.08 | 1 | 1</w:t>
+      </w:r>
+    </w:p>
+    <w:p>
+      <w:r>
+        <w:t>14 | JP Morgan Chase | 14 | 2 | 4 | 6</w:t>
+      </w:r>
+    </w:p>
+    <w:p>
+      <w:r>
+        <w:t>15 | AirBus | 12 | 1 | 1</w:t>
+      </w:r>
+    </w:p>
+    <w:p>
+      <w:r>
+        <w:t>16 | aMaDEUS | 11.77 | 1 | 1</w:t>
+      </w:r>
+    </w:p>
+    <w:p>
+      <w:r>
+        <w:t>17 | Navis | 11.64 | 1 | 1</w:t>
+      </w:r>
+    </w:p>
+    <w:p>
+      <w:r>
+        <w:t>18 | Adobe | 11.6 | 1 | 1</w:t>
+      </w:r>
+    </w:p>
+    <w:p>
+      <w:r>
+        <w:t>19 | IBM SE | 11.5 | 1 | 1</w:t>
+      </w:r>
+    </w:p>
+    <w:p>
+      <w:r>
+        <w:t>20 | Micron | 11.23 | 1 | 1</w:t>
+      </w:r>
+    </w:p>
+    <w:p>
+      <w:r>
+        <w:t>21 | Athena Health | 11.11 | 2 | 2</w:t>
+      </w:r>
+    </w:p>
+    <w:p>
+      <w:r>
+        <w:t>22 | Tejas Networks | 11 | 1 | 1</w:t>
+      </w:r>
+    </w:p>
+    <w:p>
+      <w:r>
+        <w:t>23 | Model N | 10.73 | 2 | 5 | 3 | 10</w:t>
+      </w:r>
+    </w:p>
+    <w:p>
+      <w:r>
+        <w:t>24 | HPE Software Engineer | 10 | 1 | 1</w:t>
+      </w:r>
+    </w:p>
+    <w:p>
+      <w:r>
+        <w:t>25 | MAERSK -A.P. Moller | 9.9 | 2 | 2 | 4</w:t>
+      </w:r>
+    </w:p>
+    <w:p>
+      <w:r>
+        <w:t>26 | Infosys (SP) | 9.5 | 1 | 1</w:t>
+      </w:r>
+    </w:p>
+    <w:p>
+      <w:r>
+        <w:t>27 | Factset | 9.13 | 1 | 1</w:t>
+      </w:r>
+    </w:p>
+    <w:p>
+      <w:r>
+        <w:t>28 | OpenText | 9 | 1 | 1</w:t>
+      </w:r>
+    </w:p>
+    <w:p>
+      <w:r>
+        <w:t>29 | Statestreet | 8.6 | 3 | 1 | 4</w:t>
+      </w:r>
+    </w:p>
+    <w:p>
+      <w:r>
+        <w:t>30 | DBS | 8.5 | 1 | 3 | 4</w:t>
+      </w:r>
+    </w:p>
+    <w:p>
+      <w:r>
+        <w:t>31 | Bungee Tech | 8.3 | 1 | 1</w:t>
+      </w:r>
+    </w:p>
+    <w:p>
+      <w:r>
+        <w:t>32 | Oracle- Associate Consultant | 8.22 | 2 | 2</w:t>
+      </w:r>
+    </w:p>
+    <w:p>
+      <w:r>
+        <w:t>33 | DELL | 8 | 4 | 4 | 8</w:t>
+      </w:r>
+    </w:p>
+    <w:p>
+      <w:r>
+        <w:t>34 | Zaggle | 8 | 1 | 2 | 3</w:t>
+      </w:r>
+    </w:p>
+    <w:p>
+      <w:r>
+        <w:t>35 | Accolite Digital | 8 | 1 | 1</w:t>
+      </w:r>
+    </w:p>
+    <w:p>
+      <w:r>
+        <w:t>36 | Sterlite Technologies | 8 | 30 | 17 | 5 | 52</w:t>
+      </w:r>
+    </w:p>
+    <w:p>
+      <w:r>
+        <w:t>37 | IBM | 7.75 | 1 | 2 | 5 | 8</w:t>
+      </w:r>
+    </w:p>
+    <w:p>
+      <w:r>
+        <w:t>38 | Verizon | 7.65 | 4 | 3 | 7</w:t>
+      </w:r>
+    </w:p>
+    <w:p>
+      <w:r>
+        <w:t>39 | Capgemini (Differential) | 7.5 | 1 | 4 | 5 | 1 | 11</w:t>
+      </w:r>
+    </w:p>
+    <w:p>
+      <w:r>
+        <w:t>40 | TCS – Digital | 7.5 | 1 | 2 | 3</w:t>
+      </w:r>
+    </w:p>
+    <w:p>
+      <w:r>
+        <w:t>41 | Aptean | 7 | 1 | 2 | 3</w:t>
+      </w:r>
+    </w:p>
+    <w:p>
+      <w:r>
+        <w:t>42 | Altimetrik | 7 | 1 | 1</w:t>
+      </w:r>
+    </w:p>
+    <w:p>
+      <w:r>
+        <w:t>43 | Cognizant (Next) | 6.75 | 4 | 4 | 8</w:t>
+      </w:r>
+    </w:p>
+    <w:p>
+      <w:r>
+        <w:t>44 | Schlumberger | 6.58 | 1 | 1</w:t>
+      </w:r>
+    </w:p>
+    <w:p>
+      <w:r>
+        <w:t>45 | Accenture Advanced ASE | 6.5 | 2 | 6 | 5 | 3 | 16</w:t>
+      </w:r>
+    </w:p>
+    <w:p>
+      <w:r>
+        <w:t>46 | Argano | 6.5 | 1 | 1</w:t>
+      </w:r>
+    </w:p>
+    <w:p>
+      <w:r>
+        <w:t>47 | Virtusa – Power Developer | 6.5 | 1 | 1</w:t>
+      </w:r>
+    </w:p>
+    <w:p>
+      <w:r>
+        <w:t>48 | LatentView | 6.5 | 1 | 1 | 2</w:t>
+      </w:r>
+    </w:p>
+    <w:p>
+      <w:r>
+        <w:t>49 | Tiger Analytics | 6.5 | 1 | 1</w:t>
+      </w:r>
+    </w:p>
+    <w:p>
+      <w:r>
+        <w:t>50 | Geeky Ants | 6.5 | 1 | 1</w:t>
+      </w:r>
+    </w:p>
+    <w:p>
+      <w:r>
+        <w:t>51 | Mahindra &amp; Mahindra | 6.5 | 6 | 6</w:t>
+      </w:r>
+    </w:p>
+    <w:p>
+      <w:r>
+        <w:t>52 | Schlumberger | 6.38 | 1 | 1</w:t>
+      </w:r>
+    </w:p>
+    <w:p>
+      <w:r>
+        <w:t>53 | Infosys( DSE) | 6.25 | 1 | 1 | 2</w:t>
+      </w:r>
+    </w:p>
+    <w:p>
+      <w:r>
+        <w:t>54 | Modak Analytics | 6 | 3 | 5 | 8</w:t>
+      </w:r>
+    </w:p>
+    <w:p>
+      <w:r>
+        <w:t>55 | TEK Systems | 6 | 1 | 1</w:t>
+      </w:r>
+    </w:p>
+    <w:p>
+      <w:r>
+        <w:t>56 | PwC | 6 | 1 | 6 | 9 | 2 | 18</w:t>
+      </w:r>
+    </w:p>
+    <w:p>
+      <w:r>
+        <w:t>57 | EPAM | 6 | 1 | 3 | 4</w:t>
+      </w:r>
+    </w:p>
+    <w:p>
+      <w:r>
+        <w:t>58 | Coditas | 6 | 1 | 1</w:t>
+      </w:r>
+    </w:p>
+    <w:p>
+      <w:r>
+        <w:t>59 | Capillary Technologies | 6 | 1 | 1</w:t>
+      </w:r>
+    </w:p>
+    <w:p>
+      <w:r>
+        <w:t>60 | Teachnook | 6 | 4 | 10 | 2 | 16</w:t>
+      </w:r>
+    </w:p>
+    <w:p>
+      <w:r>
+        <w:t>61 | Oracle | 5.81 | 3 | 3</w:t>
+      </w:r>
+    </w:p>
+    <w:p>
+      <w:r>
+        <w:t>62 | TA Digital | 5.7 | 2 | 2</w:t>
+      </w:r>
+    </w:p>
+    <w:p>
+      <w:r>
+        <w:t>63 | ZOHO | 5.6 | 1 | 1</w:t>
+      </w:r>
+    </w:p>
+    <w:p>
+      <w:r>
+        <w:t>64 | Harman | 5.5 | 1 | 5 | 3 | 3 | 12</w:t>
+      </w:r>
+    </w:p>
+    <w:p>
+      <w:r>
+        <w:t>65 | Xoriant | 5.5 | 1 | 1 | 2</w:t>
+      </w:r>
+    </w:p>
+    <w:p>
+      <w:r>
+        <w:t>66 | Prodapt | 5.5 | 1 | 1</w:t>
+      </w:r>
+    </w:p>
+    <w:p>
+      <w:r>
+        <w:t>67 | Amdocs | 5.2 | 2 | 2 | 4 | 8</w:t>
+      </w:r>
+    </w:p>
+    <w:p>
+      <w:r>
+        <w:t>68 | ACS Solutions | 5.16 | 3 | 10 | 11 | 3 | 27</w:t>
+      </w:r>
+    </w:p>
+    <w:p>
+      <w:r>
+        <w:t>69 | Technovert | 5 | 2 | 2</w:t>
+      </w:r>
+    </w:p>
+    <w:p>
+      <w:r>
+        <w:t>71 | PK Global- Prokarma | 5 | 1 | 1 | 2</w:t>
+      </w:r>
+    </w:p>
+    <w:p>
+      <w:r>
+        <w:t>72 | Colruyt | 5 | 1 | 3 | 1 | 5</w:t>
+      </w:r>
+    </w:p>
+    <w:p>
+      <w:r>
+        <w:t>73 | Persistent (BP) | 4.71 | 3 | 6 | 10 | 4 | 23</w:t>
+      </w:r>
+    </w:p>
+    <w:p>
+      <w:r>
+        <w:t>74 | ValueLabs (DEV) | 4.5 | 4 | 2 | 6</w:t>
+      </w:r>
+    </w:p>
+    <w:p>
+      <w:r>
+        <w:t>75 | Accenture ASE | 4.5 | 15 | 19 | 21 | 4 | 59</w:t>
+      </w:r>
+    </w:p>
+    <w:p>
+      <w:r>
+        <w:t>76 | Brillio | 4.5 | 3 | 3</w:t>
+      </w:r>
+    </w:p>
+    <w:p>
+      <w:r>
+        <w:t>77 | HPE | 4.5 | 1 | 1 | 2</w:t>
+      </w:r>
+    </w:p>
+    <w:p>
+      <w:r>
+        <w:t>78 | Hyundai Mobis | 4.5 | 1 | 1 | 2</w:t>
+      </w:r>
+    </w:p>
+    <w:p>
+      <w:r>
+        <w:t>79 | WinWire | 4.5 | 1 | 1 | 1 | 3</w:t>
+      </w:r>
+    </w:p>
+    <w:p>
+      <w:r>
+        <w:t>80 | Advanced R&amp;D | 4.5 | 1 | 1</w:t>
+      </w:r>
+    </w:p>
+    <w:p>
+      <w:r>
+        <w:t>81 | Deloitte | 4.4 | 2 | 3 | 3 | 3 | 11</w:t>
+      </w:r>
+    </w:p>
+    <w:p>
+      <w:r>
+        <w:t>82 | Cognizant (Elevate) | 4.25 | 1 | 5 | 21 | 5 | 32</w:t>
+      </w:r>
+    </w:p>
+    <w:p>
+      <w:r>
+        <w:t>83 | IBM ASE | 4.25 | 1 | 3 | 1 | 1 | 6</w:t>
+      </w:r>
+    </w:p>
+    <w:p>
+      <w:r>
+        <w:t>84 | ITC Infotech | 4.25 | 1 | 1</w:t>
+      </w:r>
+    </w:p>
+    <w:p>
+      <w:r>
+        <w:t>85 | Capgemini | 4 | 13 | 32 | 17 | 4 | 66</w:t>
+      </w:r>
+    </w:p>
+    <w:p>
+      <w:r>
+        <w:t>86 | ValueLabs (SDET) | 4 | 1 | 1 | 2</w:t>
+      </w:r>
+    </w:p>
+    <w:p>
+      <w:r>
+        <w:t>87 | Cognizant Gen C | 4 | 17 | 23 | 19 | 5 | 64</w:t>
+      </w:r>
+    </w:p>
+    <w:p>
+      <w:r>
+        <w:t>88 | Hexaware | 4 | 1 | 6 | 4 | 11</w:t>
+      </w:r>
+    </w:p>
+    <w:p>
+      <w:r>
+        <w:t>89 | Virtusa | 4 | 2 | 5 | 4 | 11</w:t>
+      </w:r>
+    </w:p>
+    <w:p>
+      <w:r>
+        <w:t>90 | Verzeo | 4 | 2 | 3 | 4 | 6 | 15</w:t>
+      </w:r>
+    </w:p>
+    <w:p>
+      <w:r>
+        <w:t>91 | Mindtree | 4 | 1 | 1 | 2</w:t>
+      </w:r>
+    </w:p>
+    <w:p>
+      <w:r>
+        <w:t>92 | Suneratech | 4 | 2 | 7 | 2 | 2 | 13</w:t>
+      </w:r>
+    </w:p>
+    <w:p>
+      <w:r>
+        <w:t>93 | Zensar | 4 | 2 | 4 | 1 | 2 | 9</w:t>
+      </w:r>
+    </w:p>
+    <w:p>
+      <w:r>
+        <w:t>94 | LTTS | 4 | 13 | 23 | 36</w:t>
+      </w:r>
+    </w:p>
+    <w:p>
+      <w:r>
+        <w:t>95 | MountBlue | 4 | 1 | 1</w:t>
+      </w:r>
+    </w:p>
+    <w:p>
+      <w:r>
+        <w:t>96 | Insemi | 4 | 1 | 1</w:t>
+      </w:r>
+    </w:p>
+    <w:p>
+      <w:r>
+        <w:t>97 | LTI- L&amp;T Infotech | 4 | 1 | 1</w:t>
+      </w:r>
+    </w:p>
+    <w:p>
+      <w:r>
+        <w:t>98 | iOPEX | 4 | 1 | 1</w:t>
+      </w:r>
+    </w:p>
+    <w:p>
+      <w:r>
+        <w:t>99 | Vamster | 4 | 1 | 1</w:t>
+      </w:r>
+    </w:p>
+    <w:p>
+      <w:r>
+        <w:t>100 | Nisum | 4 | 1 | 1</w:t>
+      </w:r>
+    </w:p>
+    <w:p>
+      <w:r>
+        <w:t>101 | TCS – Ninja | 3.96 | 28 | 40 | 45 | 10 | 123</w:t>
+      </w:r>
+    </w:p>
+    <w:p>
+      <w:r>
+        <w:t>102 | Wipro | 3.75 | 27 | 41 | 33 | 13 | 114</w:t>
+      </w:r>
+    </w:p>
+    <w:p>
+      <w:r>
+        <w:t>103 | Ctrl S &amp; Cloud 4C | 3.75 | 1 | 1</w:t>
+      </w:r>
+    </w:p>
+    <w:p>
+      <w:r>
+        <w:t>104 | Infosys( SE) | 3.6 | 2 | 3 | 1 | 6</w:t>
+      </w:r>
+    </w:p>
+    <w:p>
+      <w:r>
+        <w:t>105 | CSS Corp – FSD | 3.6 | 1 | 2 | 1 | 4</w:t>
+      </w:r>
+    </w:p>
+    <w:p>
+      <w:r>
+        <w:t>106 | CES LTD | 3.6 | 1 | 1</w:t>
+      </w:r>
+    </w:p>
+    <w:p>
+      <w:r>
+        <w:t>107 | MuSigma | 3.5 | 4 | 2 | 6</w:t>
+      </w:r>
+    </w:p>
+    <w:p>
+      <w:r>
+        <w:t>108 | CGI | 3.5 | 1 | 3 | 1 | 5</w:t>
+      </w:r>
+    </w:p>
+    <w:p>
+      <w:r>
+        <w:t>109 | NTT Data | 3.5 | 1 | 1 | 1 | 3</w:t>
+      </w:r>
+    </w:p>
+    <w:p>
+      <w:r>
+        <w:t>110 | Tech Mahindra | 3.25 | 1 | 1 | 2</w:t>
+      </w:r>
+    </w:p>
+    <w:p>
+      <w:r>
+        <w:t>111 | CSS Corp – CS, W&amp;N | 3.2 | 5 | 1 | 1 | 7</w:t>
+      </w:r>
+    </w:p>
+    <w:p>
+      <w:r>
+        <w:t>112 | Mu Sigma | 3 | 0</w:t>
+      </w:r>
+    </w:p>
+    <w:p>
+      <w:r>
+        <w:t>113 | Audree | 3 | 1 | 1 | 1 | 3</w:t>
+      </w:r>
+    </w:p>
+    <w:p>
+      <w:r>
+        <w:t>114 | Infosys (Operations Executive) | 2.2 | 1 | 1</w:t>
+      </w:r>
+    </w:p>
+    <w:p>
+      <w:r>
+        <w:t>Total Placements | 169 | 352 | 337 | 130 | 988</w:t>
+      </w:r>
+    </w:p>
+    <w:p>
+      <w:r>
+        <w:t>Company | Package | EEE | ECE | CSE | IT | Total</w:t>
+      </w:r>
+    </w:p>
+    <w:p>
+      <w:r>
+        <w:t>Flipkart | 26.58 | 1 | 1 | 2</w:t>
+      </w:r>
+    </w:p>
+    <w:p>
+      <w:r>
+        <w:t>BNY Mellon | 17.34 | 1 | 3 | 4</w:t>
+      </w:r>
+    </w:p>
+    <w:p>
+      <w:r>
+        <w:t>Providence | 16 | 2 | 1 | 3</w:t>
+      </w:r>
+    </w:p>
+    <w:p>
+      <w:r>
+        <w:t>Microsoft | 13.54 | 1 | 1</w:t>
+      </w:r>
+    </w:p>
+    <w:p>
+      <w:r>
+        <w:t>Sandvine Technologies | 12.8 | 1 | 1</w:t>
+      </w:r>
+    </w:p>
+    <w:p>
+      <w:r>
+        <w:t>FactSet | 9 | 1 | 1 | 2</w:t>
+      </w:r>
+    </w:p>
+    <w:p>
+      <w:r>
+        <w:t>Athena Health | 8.5 | 4 | 1 | 5</w:t>
+      </w:r>
+    </w:p>
+    <w:p>
+      <w:r>
+        <w:t>Statestreet | 8.5 | 1 | 1</w:t>
+      </w:r>
+    </w:p>
+    <w:p>
+      <w:r>
+        <w:t>DarwinBox | 8.4 | 1 | 1 | 2</w:t>
+      </w:r>
+    </w:p>
+    <w:p>
+      <w:r>
+        <w:t>ThoughtWorks | 8.3 | 1 | 1</w:t>
+      </w:r>
+    </w:p>
+    <w:p>
+      <w:r>
+        <w:t>Experian | 8.2 | 1 | 1</w:t>
+      </w:r>
+    </w:p>
+    <w:p>
+      <w:r>
+        <w:t>Delhivery | 8 | 2 | 2</w:t>
+      </w:r>
+    </w:p>
+    <w:p>
+      <w:r>
+        <w:t>IBM | 7.75 | 3 | 2 | 5</w:t>
+      </w:r>
+    </w:p>
+    <w:p>
+      <w:r>
+        <w:t>TCS-Digital | 7.6 | 1 | 2 | 4 | 1 | 8</w:t>
+      </w:r>
+    </w:p>
+    <w:p>
+      <w:r>
+        <w:t>Micron Technologies | 7.5 | 1 | 1</w:t>
+      </w:r>
+    </w:p>
+    <w:p>
+      <w:r>
+        <w:t>Accolite | 7 | 1 | 1</w:t>
+      </w:r>
+    </w:p>
+    <w:p>
+      <w:r>
+        <w:t>Morgan Stanley | 7 | 1 | 1</w:t>
+      </w:r>
+    </w:p>
+    <w:p>
+      <w:r>
+        <w:t>Capgemini(Differential) | 6.8 | 3 | 1 | 1 | 1 | 6</w:t>
+      </w:r>
+    </w:p>
+    <w:p>
+      <w:r>
+        <w:t>Accenture (FSE) | 6.5 | 1 | 2 | 1 | 4</w:t>
+      </w:r>
+    </w:p>
+    <w:p>
+      <w:r>
+        <w:t>Planet Spark | 6.5 | 1 | 1 | 3 | 5</w:t>
+      </w:r>
+    </w:p>
+    <w:p>
+      <w:r>
+        <w:t>Modak Analytics | 6 | 4 | 4 | 8</w:t>
+      </w:r>
+    </w:p>
+    <w:p>
+      <w:r>
+        <w:t>TEK Systems | 6 | 1 | 1</w:t>
+      </w:r>
+    </w:p>
+    <w:p>
+      <w:r>
+        <w:t>EPAM | 6 | 2 | 2 | 4</w:t>
+      </w:r>
+    </w:p>
+    <w:p>
+      <w:r>
+        <w:t>Seneca Global | 5.25 | 4 | 2 | 6</w:t>
+      </w:r>
+    </w:p>
+    <w:p>
+      <w:r>
+        <w:t>Infosys(SES) | 5 | 3 | 3</w:t>
+      </w:r>
+    </w:p>
+    <w:p>
+      <w:r>
+        <w:t>Hexaware(PGET) | 5 | 1 | 1</w:t>
+      </w:r>
+    </w:p>
+    <w:p>
+      <w:r>
+        <w:t>WinWire | 5 | 2 | 2 | 1 | 5</w:t>
+      </w:r>
+    </w:p>
+    <w:p>
+      <w:r>
+        <w:t>Bytes(Proteam) | 5 | 1 | 1</w:t>
+      </w:r>
+    </w:p>
+    <w:p>
+      <w:r>
+        <w:t>Techigai | 5 | 1 | 1</w:t>
+      </w:r>
+    </w:p>
+    <w:p>
+      <w:r>
+        <w:t>SocGen | 4.95 | 2 | 2 | 1 | 1 | 6</w:t>
+      </w:r>
+    </w:p>
+    <w:p>
+      <w:r>
+        <w:t>Accenture | 4.5 | 9 | 12 | 10 | 2 | 33</w:t>
+      </w:r>
+    </w:p>
+    <w:p>
+      <w:r>
+        <w:t>Persistant | 4.4 | 1 | 1</w:t>
+      </w:r>
+    </w:p>
+    <w:p>
+      <w:r>
+        <w:t>Amdocs | 4.2 | 6 | 4 | 2 | 12</w:t>
+      </w:r>
+    </w:p>
+    <w:p>
+      <w:r>
+        <w:t>LTTS | 4 | 2 | 3 | 1 | 6</w:t>
+      </w:r>
+    </w:p>
+    <w:p>
+      <w:r>
+        <w:t>Virtusa | 4 | 1 | 1 | 2</w:t>
+      </w:r>
+    </w:p>
+    <w:p>
+      <w:r>
+        <w:t>Mindtree | 4 | 4 | 1 | 5</w:t>
+      </w:r>
+    </w:p>
+    <w:p>
+      <w:r>
+        <w:t>TCS-Ninja | 3.96 | 22 | 30 | 41 | 15 | 108</w:t>
+      </w:r>
+    </w:p>
+    <w:p>
+      <w:r>
+        <w:t>Capgemini | 3.8 | 18 | 24 | 31 | 11 | 84</w:t>
+      </w:r>
+    </w:p>
+    <w:p>
+      <w:r>
+        <w:t>TA Digital | 3.74 | 4 | 7 | 11</w:t>
+      </w:r>
+    </w:p>
+    <w:p>
+      <w:r>
+        <w:t>Broadridge | 3.65 | 2 | 2</w:t>
+      </w:r>
+    </w:p>
+    <w:p>
+      <w:r>
+        <w:t>DXC | 3.6 | 4 | 23 | 3 | 30</w:t>
+      </w:r>
+    </w:p>
+    <w:p>
+      <w:r>
+        <w:t>ENH Isecure | 3.6 | 1 | 1</w:t>
+      </w:r>
+    </w:p>
+    <w:p>
+      <w:r>
+        <w:t>BirlaSoft | 3.6 | 1 | 1 | 2</w:t>
+      </w:r>
+    </w:p>
+    <w:p>
+      <w:r>
+        <w:t>My Captain|The Climber | 3.6 | 7 | 1 | 2 | 10</w:t>
+      </w:r>
+    </w:p>
+    <w:p>
+      <w:r>
+        <w:t>Infosys | 3.6 | 5 | 9 | 7 | 2 | 23</w:t>
+      </w:r>
+    </w:p>
+    <w:p>
+      <w:r>
+        <w:t>Infosys(SE) | 3.5 | 1 | 5 | 6</w:t>
+      </w:r>
+    </w:p>
+    <w:p>
+      <w:r>
+        <w:t>Hexaware | 3.5 | 2 | 1 | 3 | 3 | 9</w:t>
+      </w:r>
+    </w:p>
+    <w:p>
+      <w:r>
+        <w:t>Urjanet | 3.5 | 1 | 1 | 2</w:t>
+      </w:r>
+    </w:p>
+    <w:p>
+      <w:r>
+        <w:t>NTT DATA | 3.5 | 3 | 13 | 16</w:t>
+      </w:r>
+    </w:p>
+    <w:p>
+      <w:r>
+        <w:t>Wipro | 3.5 | 10 | 10 | 6 | 3 | 29</w:t>
+      </w:r>
+    </w:p>
+    <w:p>
+      <w:r>
+        <w:t>CGI | 3.5 | 1 | 18 | 4 | 23</w:t>
+      </w:r>
+    </w:p>
+    <w:p>
+      <w:r>
+        <w:t>FACE | 3.06 | 1 | 2 | 3</w:t>
+      </w:r>
+    </w:p>
+    <w:p>
+      <w:r>
+        <w:t>MediaMint | 3 | 1 | 1</w:t>
+      </w:r>
+    </w:p>
+    <w:p>
+      <w:r>
+        <w:t>Quest Global | 3 | 2 | 2</w:t>
+      </w:r>
+    </w:p>
+    <w:p>
+      <w:r>
+        <w:t>Total | 82 | 164 | 204 | 83 | 533</w:t>
+      </w:r>
+    </w:p>
+    <w:p>
+      <w:r>
+        <w:t>EEE | ECE | CSE | IT | Total</w:t>
+      </w:r>
+    </w:p>
+    <w:p>
+      <w:r>
+        <w:t>Company | Plackage (LPA) | EEE | ECE | CSE | IT | Total</w:t>
+      </w:r>
+    </w:p>
+    <w:p>
+      <w:r>
+        <w:t>American Express | 11.28 | 1 | 1</w:t>
+      </w:r>
+    </w:p>
+    <w:p>
+      <w:r>
+        <w:t>BNY Mellon | 9.02 | 1 | 1</w:t>
+      </w:r>
+    </w:p>
+    <w:p>
+      <w:r>
+        <w:t>ThoughtWorks | 8.03 | 2 | 2</w:t>
+      </w:r>
+    </w:p>
+    <w:p>
+      <w:r>
+        <w:t>Infosys(PP) | 8 | 1 | 1</w:t>
+      </w:r>
+    </w:p>
+    <w:p>
+      <w:r>
+        <w:t>TCS(Digital) | 7.6 | 2 | 3 | 5</w:t>
+      </w:r>
+    </w:p>
+    <w:p>
+      <w:r>
+        <w:t>OpenText | 7.25 | 10 | 1 | 11</w:t>
+      </w:r>
+    </w:p>
+    <w:p>
+      <w:r>
+        <w:t>ArcServe | 7 | 1 | 1</w:t>
+      </w:r>
+    </w:p>
+    <w:p>
+      <w:r>
+        <w:t>Capgemini(Differential) | 6.8 | 4 | 15 | 2 | 21</w:t>
+      </w:r>
+    </w:p>
+    <w:p>
+      <w:r>
+        <w:t>Accenture(FSE) | 6.5 | 3 | 3 | 3 | 9</w:t>
+      </w:r>
+    </w:p>
+    <w:p>
+      <w:r>
+        <w:t>Mahindra&amp;Mahindra | 6.5 | 1 | 1</w:t>
+      </w:r>
+    </w:p>
+    <w:p>
+      <w:r>
+        <w:t>Bank of America | 6 | 3 | 3 | 6</w:t>
+      </w:r>
+    </w:p>
+    <w:p>
+      <w:r>
+        <w:t>Proteam Advisory(Bytes) | 5.07 | 1 | 1</w:t>
+      </w:r>
+    </w:p>
+    <w:p>
+      <w:r>
+        <w:t>Infosys(SES) | 5 | 1 | 7 | 1 | 9</w:t>
+      </w:r>
+    </w:p>
+    <w:p>
+      <w:r>
+        <w:t>State Street | 5 | 1 | 1</w:t>
+      </w:r>
+    </w:p>
+    <w:p>
+      <w:r>
+        <w:t>Accenture | 4.5 | 18 | 41 | 32 | 19 | 110</w:t>
+      </w:r>
+    </w:p>
+    <w:p>
+      <w:r>
+        <w:t>IBM | 4.5 | 6 | 5 | 11</w:t>
+      </w:r>
+    </w:p>
+    <w:p>
+      <w:r>
+        <w:t>Foray(Xilinx) | 4.43 | 1 | 1</w:t>
+      </w:r>
+    </w:p>
+    <w:p>
+      <w:r>
+        <w:t>Persistent | 4.41 | 6 | 6</w:t>
+      </w:r>
+    </w:p>
+    <w:p>
+      <w:r>
+        <w:t>Quadratyx | 4.2 | 1 | 1</w:t>
+      </w:r>
+    </w:p>
+    <w:p>
+      <w:r>
+        <w:t>Capgemini | 3.8 | 24 | 47 | 34 | 21 | 126</w:t>
+      </w:r>
+    </w:p>
+    <w:p>
+      <w:r>
+        <w:t>Cognizant | 3.8 | 1 | 1</w:t>
+      </w:r>
+    </w:p>
+    <w:p>
+      <w:r>
+        <w:t>Infosys(SE) | 3.6 | 1 | 1 | 2</w:t>
+      </w:r>
+    </w:p>
+    <w:p>
+      <w:r>
+        <w:t>Infosys | 3.6 | 1 | 1</w:t>
+      </w:r>
+    </w:p>
+    <w:p>
+      <w:r>
+        <w:t>Wipro | 3.5 | 8 | 1 | 9</w:t>
+      </w:r>
+    </w:p>
+    <w:p>
+      <w:r>
+        <w:t>NTT | 3.5 | 2 | 2 | 1 | 5</w:t>
+      </w:r>
+    </w:p>
+    <w:p>
+      <w:r>
+        <w:t>Renault Nissan | 3.5 | 2 | 2</w:t>
+      </w:r>
+    </w:p>
+    <w:p>
+      <w:r>
+        <w:t>Urjanet | 3.5 | 1 | 1</w:t>
+      </w:r>
+    </w:p>
+    <w:p>
+      <w:r>
+        <w:t>Neudesic | 3.5 | 1 | 1</w:t>
+      </w:r>
+    </w:p>
+    <w:p>
+      <w:r>
+        <w:t>DXC | 3.4 | 1 | 1 | 2</w:t>
+      </w:r>
+    </w:p>
+    <w:p>
+      <w:r>
+        <w:t>TCS-Ninja | 3.36 | 15 | 32 | 40 | 12 | 99</w:t>
+      </w:r>
+    </w:p>
+    <w:p>
+      <w:r>
+        <w:t>Quest Global | 3.25 | 4 | 4</w:t>
+      </w:r>
+    </w:p>
+    <w:p>
+      <w:r>
+        <w:t>Tech Mahindra | 3.25 | 4 | 4</w:t>
+      </w:r>
+    </w:p>
+    <w:p>
+      <w:r>
+        <w:t>Legato Health Tech | 3.25 | 1 | 1</w:t>
+      </w:r>
+    </w:p>
+    <w:p>
+      <w:r>
+        <w:t>Hexaware | 3 | 2 | 1 | 3</w:t>
+      </w:r>
+    </w:p>
+    <w:p>
+      <w:r>
+        <w:t>Prokarma | 3 | 1 | 1 | 2</w:t>
+      </w:r>
+    </w:p>
+    <w:p>
+      <w:r>
+        <w:t>Virtusa | 2.11 | 2 | 2</w:t>
+      </w:r>
+    </w:p>
+    <w:p>
+      <w:r>
+        <w:t>we-do-IT | 1.88 | 1 | 1</w:t>
+      </w:r>
+    </w:p>
+    <w:p>
+      <w:r>
+        <w:t>Total Placements | 65 | 160 | 175 | 72 | 472</w:t>
+      </w:r>
+    </w:p>
+    <w:p>
+      <w:r>
+        <w:t>OpenText | 6.5 | 1 | 1</w:t>
+      </w:r>
+    </w:p>
+    <w:p>
+      <w:r>
+        <w:t>John Deere | 6.46 | 1 | 1</w:t>
+      </w:r>
+    </w:p>
+    <w:p>
+      <w:r>
+        <w:t>MAQ Software | 5 | 1 | 1</w:t>
+      </w:r>
+    </w:p>
+    <w:p>
+      <w:r>
+        <w:t>State Street | 5 | 1 | 2 | 1 | 4</w:t>
+      </w:r>
+    </w:p>
+    <w:p>
+      <w:r>
+        <w:t>Xoriant Technologies | 4.5 | 1 | 1</w:t>
+      </w:r>
+    </w:p>
+    <w:p>
+      <w:r>
+        <w:t>NineLeaps | 4.5 | 1 | 1</w:t>
+      </w:r>
+    </w:p>
+    <w:p>
+      <w:r>
+        <w:t>Persistent | 4.41 | 1 | 1</w:t>
+      </w:r>
+    </w:p>
+    <w:p>
+      <w:r>
+        <w:t>Bank Of America | 4.25 | 6 | 1 | 7</w:t>
+      </w:r>
+    </w:p>
+    <w:p>
+      <w:r>
+        <w:t>CoreCompete | 4.2 | 1 | 1 | 1 | 1 | 4</w:t>
+      </w:r>
+    </w:p>
+    <w:p>
+      <w:r>
+        <w:t>Go-Speedy-Go | 4.12 | 2 | 1 | 3</w:t>
+      </w:r>
+    </w:p>
+    <w:p>
+      <w:r>
+        <w:t>IBM | 4.1 | 17 | 7 | 24</w:t>
+      </w:r>
+    </w:p>
+    <w:p>
+      <w:r>
+        <w:t>Quadratyx | 4.05 | 2 | 2</w:t>
+      </w:r>
+    </w:p>
+    <w:p>
+      <w:r>
+        <w:t>Apps Associates | 4 | 1 | 1</w:t>
+      </w:r>
+    </w:p>
+    <w:p>
+      <w:r>
+        <w:t>GGK Technologies | 4 | 1 | 1 | 2</w:t>
+      </w:r>
+    </w:p>
+    <w:p>
+      <w:r>
+        <w:t>Softlink International | 4 | 1 | 1</w:t>
+      </w:r>
+    </w:p>
+    <w:p>
+      <w:r>
+        <w:t>Value Labs | 4 | 1 | 1</w:t>
+      </w:r>
+    </w:p>
+    <w:p>
+      <w:r>
+        <w:t>Torry Harris | 4 | 2 | 1 | 3</w:t>
+      </w:r>
+    </w:p>
+    <w:p>
+      <w:r>
+        <w:t>Ashok Leyland | 4 | 1 | 1</w:t>
+      </w:r>
+    </w:p>
+    <w:p>
+      <w:r>
+        <w:t>Capgemini | 3.8 | 17 | 56 | 31 | 10 | 114</w:t>
+      </w:r>
+    </w:p>
+    <w:p>
+      <w:r>
+        <w:t>Wipro | 3.5 | 3 | 2 | 2 | 1 | 8</w:t>
+      </w:r>
+    </w:p>
+    <w:p>
+      <w:r>
+        <w:t>TCS CodeVIta | 3.37 | 1 | 1 | 2</w:t>
+      </w:r>
+    </w:p>
+    <w:p>
+      <w:r>
+        <w:t>TCS Ninja | 3.37 | 6 | 20 | 25 | 6 | 57</w:t>
+      </w:r>
+    </w:p>
+    <w:p>
+      <w:r>
+        <w:t>Value Momentum | 3.3 | 1 | 2 | 1 | 4</w:t>
+      </w:r>
+    </w:p>
+    <w:p>
+      <w:r>
+        <w:t>Hexaware | 3 | 1 | 1</w:t>
+      </w:r>
+    </w:p>
+    <w:p>
+      <w:r>
+        <w:t>ICONMA Professional Services and Solutions Private Ltd | 2.53 | 1 | 1</w:t>
+      </w:r>
+    </w:p>
+    <w:p>
+      <w:r>
+        <w:t>Mphasis | 2.5 | 1 | 1</w:t>
+      </w:r>
+    </w:p>
+    <w:p>
+      <w:r>
+        <w:t>Pole to Win | 1.8 | 1 | 1</w:t>
+      </w:r>
+    </w:p>
+    <w:p>
+      <w:r>
+        <w:t>Aliens | 1.5 | 2 | 2</w:t>
+      </w:r>
+    </w:p>
+    <w:p>
+      <w:r>
+        <w:t>Total Placements | 31 | 92 | 98 | 33 | 254</w:t>
+      </w:r>
+    </w:p>
+    <w:p>
+      <w:r>
+        <w:t>No.of Students Placed | 25 | 73 | 62 | 23 | 183</w:t>
+      </w:r>
+    </w:p>
+    <w:p>
+      <w:r>
+        <w:t>1 | MuSigma | 21 | 1 | 1</w:t>
+      </w:r>
+    </w:p>
+    <w:p>
+      <w:r>
+        <w:t>2 | UBS | 10.5 | 1 | 1</w:t>
+      </w:r>
+    </w:p>
+    <w:p>
+      <w:r>
+        <w:t>3 | Microsoft | 10.44 | 2 | 2</w:t>
+      </w:r>
+    </w:p>
+    <w:p>
+      <w:r>
+        <w:t>4 | Amazon | 7.53 | 2 | 2</w:t>
+      </w:r>
+    </w:p>
+    <w:p>
+      <w:r>
+        <w:t>5 | NDOT | 7 | 2 | 2</w:t>
+      </w:r>
+    </w:p>
+    <w:p>
+      <w:r>
+        <w:t>6 | OpsRamp | 6.59 | 1 | 1</w:t>
+      </w:r>
+    </w:p>
+    <w:p>
+      <w:r>
+        <w:t>7 | John Deere | 6.46 | 1 | 1</w:t>
+      </w:r>
+    </w:p>
+    <w:p>
+      <w:r>
+        <w:t>8 | CA Technologies (Magna Infotech) | 6 | 1 | 1 | 2</w:t>
+      </w:r>
+    </w:p>
+    <w:p>
+      <w:r>
+        <w:t>9 | Report Garden | 6 | 1 | 1</w:t>
+      </w:r>
+    </w:p>
+    <w:p>
+      <w:r>
+        <w:t>10 | Napier Healthcare | 5.8 | 1 | 1</w:t>
+      </w:r>
+    </w:p>
+    <w:p>
+      <w:r>
+        <w:t>11 | Insol | 5.75 | 1 | 1</w:t>
+      </w:r>
+    </w:p>
+    <w:p>
+      <w:r>
+        <w:t>12 | NCR | 5.5 | 1 | 2 | 1 | 4</w:t>
+      </w:r>
+    </w:p>
+    <w:p>
+      <w:r>
+        <w:t>13 | State Street Corporation | 5.18 | 1 | 1 | 2</w:t>
+      </w:r>
+    </w:p>
+    <w:p>
+      <w:r>
+        <w:t>14 | Collabera(client Qualcomm) | 5 | 1 | 1</w:t>
+      </w:r>
+    </w:p>
+    <w:p>
+      <w:r>
+        <w:t>15 | LatentView | 5 | 1 | 1 | 2</w:t>
+      </w:r>
+    </w:p>
+    <w:p>
+      <w:r>
+        <w:t>16 | ZOHO | 4.62 | 1 | 1</w:t>
+      </w:r>
+    </w:p>
+    <w:p>
+      <w:r>
+        <w:t>17 | Infor | 4.46 | 2 | 1 | 3</w:t>
+      </w:r>
+    </w:p>
+    <w:p>
+      <w:r>
+        <w:t>18 | Lorin Academy | 4 | 1 | 1</w:t>
+      </w:r>
+    </w:p>
+    <w:p>
+      <w:r>
+        <w:t>19 | Urjanet | 4 | 2 | 2</w:t>
+      </w:r>
+    </w:p>
+    <w:p>
+      <w:r>
+        <w:t>20 | Cognizant | 3.83 | 2 | 2 | 1 | 5</w:t>
+      </w:r>
+    </w:p>
+    <w:p>
+      <w:r>
+        <w:t>21 | Broadridge | 3.65 | 1 | 1</w:t>
+      </w:r>
+    </w:p>
+    <w:p>
+      <w:r>
+        <w:t>22 | TSSPDCL | 3.6 | 1 | 1</w:t>
+      </w:r>
+    </w:p>
+    <w:p>
+      <w:r>
+        <w:t>23 | GGK Technologies | 3.5 | 1 | 1</w:t>
+      </w:r>
+    </w:p>
+    <w:p>
+      <w:r>
+        <w:t>24 | Golive | 3.5 | 1 | 1</w:t>
+      </w:r>
+    </w:p>
+    <w:p>
+      <w:r>
+        <w:t>25 | Head Infotech | 3.5 | 1 | 1</w:t>
+      </w:r>
+    </w:p>
+    <w:p>
+      <w:r>
+        <w:t>26 | NDOT | 3.5 | 7 | 1 | 8</w:t>
+      </w:r>
+    </w:p>
+    <w:p>
+      <w:r>
+        <w:t>27 | Torry Harris | 3.5 | 1 | 5 | 1 | 2 | 9</w:t>
+      </w:r>
+    </w:p>
+    <w:p>
+      <w:r>
+        <w:t>28 | Urjanet | 3.5 | 4 | 2 | 6</w:t>
+      </w:r>
+    </w:p>
+    <w:p>
+      <w:r>
+        <w:t>29 | DXC | 3.4 | 4 | 4 | 1 | 9</w:t>
+      </w:r>
+    </w:p>
+    <w:p>
+      <w:r>
+        <w:t>30 | iWMS Supply chain solutions | 3.37 | 1 | 1</w:t>
+      </w:r>
+    </w:p>
+    <w:p>
+      <w:r>
+        <w:t>31 | Value Momentum | 3.3 | 4 | 3 | 7</w:t>
+      </w:r>
+    </w:p>
+    <w:p>
+      <w:r>
+        <w:t>32 | Virtusa | 3.3 | 2 | 2</w:t>
+      </w:r>
+    </w:p>
+    <w:p>
+      <w:r>
+        <w:t>33 | Infosys | 3.25 | 4 | 3 | 7</w:t>
+      </w:r>
+    </w:p>
+    <w:p>
+      <w:r>
+        <w:t>34 | Seneca Global | 3.25 | 3 | 3</w:t>
+      </w:r>
+    </w:p>
+    <w:p>
+      <w:r>
+        <w:t>35 | Wissen Infotech | 3.25 | 1 | 1</w:t>
+      </w:r>
+    </w:p>
+    <w:p>
+      <w:r>
+        <w:t>36 | Wipro | 3.2 | 2 | 2</w:t>
+      </w:r>
+    </w:p>
+    <w:p>
+      <w:r>
+        <w:t>37 | Capgemini | 3.15 | 17 | 37 | 41 | 19 | 114</w:t>
+      </w:r>
+    </w:p>
+    <w:p>
+      <w:r>
+        <w:t>38 | Capital Via Global Research | 3.03 | 5 | 2 | 7</w:t>
+      </w:r>
+    </w:p>
+    <w:p>
+      <w:r>
+        <w:t>39 | Amazon | 3 | 1 | 1</w:t>
+      </w:r>
+    </w:p>
+    <w:p>
+      <w:r>
+        <w:t>40 | Leanovate | 3 | 1 | 1</w:t>
+      </w:r>
+    </w:p>
+    <w:p>
+      <w:r>
+        <w:t>41 | NTT DATA | 3 | 1 | 5 | 1 | 7</w:t>
+      </w:r>
+    </w:p>
+    <w:p>
+      <w:r>
+        <w:t>42 | Whirl Datascience | 3 | 2 | 2</w:t>
+      </w:r>
+    </w:p>
+    <w:p>
+      <w:r>
+        <w:t>43 | Macromill (Metrix) | 2.82 | 1 | 1</w:t>
+      </w:r>
+    </w:p>
+    <w:p>
+      <w:r>
+        <w:t>44 | Aeries | 2.75 | 1 | 1</w:t>
+      </w:r>
+    </w:p>
+    <w:p>
+      <w:r>
+        <w:t>45 | Liquid Hub | 2.6 | 1 | 1</w:t>
+      </w:r>
+    </w:p>
+    <w:p>
+      <w:r>
+        <w:t>46 | Mphasis | 2.5 | 2 | 3 | 4 | 9</w:t>
+      </w:r>
+    </w:p>
+    <w:p>
+      <w:r>
+        <w:t>47 | Rangam Infotech | 2.5 | 3 | 3 | 1 | 7</w:t>
+      </w:r>
+    </w:p>
+    <w:p>
+      <w:r>
+        <w:t>48 | Call Health | 2.4 | 1 | 1</w:t>
+      </w:r>
+    </w:p>
+    <w:p>
+      <w:r>
+        <w:t>49 | Capgemini (Analyst) | 2.4 | 1 | 1 | 1 | 3</w:t>
+      </w:r>
+    </w:p>
+    <w:p>
+      <w:r>
+        <w:t>50 | Capgemini (Analyst) | 2.4 | 1 | 1 | 2</w:t>
+      </w:r>
+    </w:p>
+    <w:p>
+      <w:r>
+        <w:t>51 | CMS IT Services | 2.4 | 1 | 3 | 4</w:t>
+      </w:r>
+    </w:p>
+    <w:p>
+      <w:r>
+        <w:t>52 | Ilander Tech. Pvt. Ltd | 2.4 | 4 | 4</w:t>
+      </w:r>
+    </w:p>
+    <w:p>
+      <w:r>
+        <w:t>53 | MAQ Software | 2.4 | 1 | 1</w:t>
+      </w:r>
+    </w:p>
+    <w:p>
+      <w:r>
+        <w:t>54 | Genpact | 2.35 | 2 | 2</w:t>
+      </w:r>
+    </w:p>
+    <w:p>
+      <w:r>
+        <w:t>55 | Pole to Win | 2.3 | 1 | 1</w:t>
+      </w:r>
+    </w:p>
+    <w:p>
+      <w:r>
+        <w:t>56 | Mahati Medicare | 2.16 | 1 | 1</w:t>
+      </w:r>
+    </w:p>
+    <w:p>
+      <w:r>
+        <w:t>57 | C3i Solutions (IT ZAK) | 2.04 | 1 | 1</w:t>
+      </w:r>
+    </w:p>
+    <w:p>
+      <w:r>
+        <w:t>58 | Raytex IT Services | 2 | 1 | 1</w:t>
+      </w:r>
+    </w:p>
+    <w:p>
+      <w:r>
+        <w:t>59 | Syntel | 2 | 1 | 1</w:t>
+      </w:r>
+    </w:p>
+    <w:p>
+      <w:r>
+        <w:t>60 | TalentSprint | 2 | 2 | 2</w:t>
+      </w:r>
+    </w:p>
+    <w:p>
+      <w:r>
+        <w:t>61 | GJS Infrastructure | 1.8 | 5 | 5</w:t>
+      </w:r>
+    </w:p>
+    <w:p>
+      <w:r>
+        <w:t>62 | SaiMedha Technologies (Antal) | 1.8 | 1 | 1</w:t>
+      </w:r>
+    </w:p>
+    <w:p>
+      <w:r>
+        <w:t>63 | Aliens | 1.7 | 1 | 1</w:t>
+      </w:r>
+    </w:p>
+    <w:p>
+      <w:r>
+        <w:t>64 | Conneqt Business Solutions | 1.5 | 1 | 1</w:t>
+      </w:r>
+    </w:p>
+    <w:p>
+      <w:r>
+        <w:t>65 | HRHNext | 1.5 | 5 | 2 | 7</w:t>
+      </w:r>
+    </w:p>
+    <w:p>
+      <w:r>
+        <w:t>66 | Tata Business support services Ltd. | 1.5 | 1 | 1</w:t>
+      </w:r>
+    </w:p>
+    <w:p>
+      <w:r>
+        <w:t>67 | Lenora Systems | 1.44 | 3 | 1 | 4</w:t>
+      </w:r>
+    </w:p>
+    <w:p>
+      <w:r>
+        <w:t>68 | Cyient | 1.4 | 1 | 1</w:t>
+      </w:r>
+    </w:p>
+    <w:p>
+      <w:r>
+        <w:t>69 | Wipro | 1.4 | 1 | 1</w:t>
+      </w:r>
+    </w:p>
+    <w:p>
+      <w:r>
+        <w:t>70 | Genpact | 1.35 | 1 | 1</w:t>
+      </w:r>
+    </w:p>
+    <w:p>
+      <w:r>
+        <w:t>71 | Wipro | 1.35 | 1 | 1</w:t>
+      </w:r>
+    </w:p>
+    <w:p>
+      <w:r>
+        <w:t>72 | AdeptChips | 1.2 | 1 | 1</w:t>
+      </w:r>
+    </w:p>
+    <w:p>
+      <w:r>
+        <w:t>73 | Embedded Software Development System PVT.Ltd | 1.2 | 1 | 1</w:t>
+      </w:r>
+    </w:p>
+    <w:p>
+      <w:r>
+        <w:t>74 | Qspider | 1.2 | 2 | 1 | 3</w:t>
+      </w:r>
+    </w:p>
+    <w:p>
+      <w:r>
+        <w:t>75 | Script Bees | 1.2 | 1 | 1</w:t>
+      </w:r>
+    </w:p>
+    <w:p>
+      <w:r>
+        <w:t>76 | Xampr India PTE | 1.2 | 1 | 1</w:t>
+      </w:r>
+    </w:p>
+    <w:p>
+      <w:r>
+        <w:t>77 | HR Communications | 1.1 | 1 | 1</w:t>
+      </w:r>
+    </w:p>
+    <w:p>
+      <w:r>
+        <w:t>78 | Just Dial | 1.08 | 1 | 1</w:t>
+      </w:r>
+    </w:p>
+    <w:p>
+      <w:r>
+        <w:t>Total Placements | 48 | 88 | 121 | 47 | 304</w:t>
+      </w:r>
+    </w:p>
+    <w:p>
+      <w:r>
+        <w:t>1 | Microsoft | 10.444 | 1 | 1</w:t>
+      </w:r>
+    </w:p>
+    <w:p>
+      <w:r>
+        <w:t>2 | Kony | 7.2 | 1 | 1</w:t>
+      </w:r>
+    </w:p>
+    <w:p>
+      <w:r>
+        <w:t>3 | Medlife | 7 | 1 | 1</w:t>
+      </w:r>
+    </w:p>
+    <w:p>
+      <w:r>
+        <w:t>4 | DBS Asia | 6.81 | 1 | 1</w:t>
+      </w:r>
+    </w:p>
+    <w:p>
+      <w:r>
+        <w:t>5 | HP Inc | 6.5 | 1 | 1</w:t>
+      </w:r>
+    </w:p>
+    <w:p>
+      <w:r>
+        <w:t>6 | Think &amp; Learn Pvt. Ltd. (Byju’s) | 6 | 1 | 1</w:t>
+      </w:r>
+    </w:p>
+    <w:p>
+      <w:r>
+        <w:t>7 | Bytes | 5.07 | 1 | 1</w:t>
+      </w:r>
+    </w:p>
+    <w:p>
+      <w:r>
+        <w:t>8 | John Deere | 5 | 1 | 1 | 2</w:t>
+      </w:r>
+    </w:p>
+    <w:p>
+      <w:r>
+        <w:t>9 | Hexagon | 4.75 | 1 | 1</w:t>
+      </w:r>
+    </w:p>
+    <w:p>
+      <w:r>
+        <w:t>10 | ZOHO | 4.6 | 1 | 2 | 3</w:t>
+      </w:r>
+    </w:p>
+    <w:p>
+      <w:r>
+        <w:t>11 | Arcserve | 4.5 | 3 | 3</w:t>
+      </w:r>
+    </w:p>
+    <w:p>
+      <w:r>
+        <w:t>12 | Hitachi | 4.25 | 1 | 1</w:t>
+      </w:r>
+    </w:p>
+    <w:p>
+      <w:r>
+        <w:t>13 | ADP | 4 | 3 | 3</w:t>
+      </w:r>
+    </w:p>
+    <w:p>
+      <w:r>
+        <w:t>14 | Arcserve | 4 | 1 | 1</w:t>
+      </w:r>
+    </w:p>
+    <w:p>
+      <w:r>
+        <w:t>15 | Head Infotech | 4 | 1 | 1</w:t>
+      </w:r>
+    </w:p>
+    <w:p>
+      <w:r>
+        <w:t>16 | TalentSprint | 4 | 2 | 1 | 3</w:t>
+      </w:r>
+    </w:p>
+    <w:p>
+      <w:r>
+        <w:t>17 | Cognizant | 3.83 | 1 | 1</w:t>
+      </w:r>
+    </w:p>
+    <w:p>
+      <w:r>
+        <w:t>18 | CSC (DXC) | 3.55 | 1 | 1 | 2</w:t>
+      </w:r>
+    </w:p>
+    <w:p>
+      <w:r>
+        <w:t>19 | GGK Technologies | 3.5 | 1 | 1</w:t>
+      </w:r>
+    </w:p>
+    <w:p>
+      <w:r>
+        <w:t>20 | Torry Harris | 3.5 | 1 | 2 | 1 | 4</w:t>
+      </w:r>
+    </w:p>
+    <w:p>
+      <w:r>
+        <w:t>21 | Urjanet | 3.5 | 1 | 2 | 3</w:t>
+      </w:r>
+    </w:p>
+    <w:p>
+      <w:r>
+        <w:t>22 | Modak Analytics | 3.3 | 1 | 1</w:t>
+      </w:r>
+    </w:p>
+    <w:p>
+      <w:r>
+        <w:t>23 | VirtusaPolaris | 3.3 | 1 | 1</w:t>
+      </w:r>
+    </w:p>
+    <w:p>
+      <w:r>
+        <w:t>24 | Mindtree | 3.25 | 1 | 2 | 3</w:t>
+      </w:r>
+    </w:p>
+    <w:p>
+      <w:r>
+        <w:t>25 | NICE FIT | 3.25 | 1 | 1</w:t>
+      </w:r>
+    </w:p>
+    <w:p>
+      <w:r>
+        <w:t>26 | RoboSoft | 3.25 | 3 | 1 | 1 | 5</w:t>
+      </w:r>
+    </w:p>
+    <w:p>
+      <w:r>
+        <w:t>27 | Seneca Global | 3.25 | 1 | 3 | 1 | 5</w:t>
+      </w:r>
+    </w:p>
+    <w:p>
+      <w:r>
+        <w:t>28 | Tech Mahindra | 3.25 | 11 | 19 | 20 | 20 | 70</w:t>
+      </w:r>
+    </w:p>
+    <w:p>
+      <w:r>
+        <w:t>29 | Capgemini | 3.15 | 23 | 28 | 27 | 31 | 109</w:t>
+      </w:r>
+    </w:p>
+    <w:p>
+      <w:r>
+        <w:t>30 | Evobi Automation Pvt. Ltd. | 3.06 | 1 | 1</w:t>
+      </w:r>
+    </w:p>
+    <w:p>
+      <w:r>
+        <w:t>31 | Careator Technologies | 3 | 1 | 1</w:t>
+      </w:r>
+    </w:p>
+    <w:p>
+      <w:r>
+        <w:t>32 | CDK Global | 3 | 1 | 1 | 2</w:t>
+      </w:r>
+    </w:p>
+    <w:p>
+      <w:r>
+        <w:t>33 | HTC Global | 3 | 2 | 1 | 3</w:t>
+      </w:r>
+    </w:p>
+    <w:p>
+      <w:r>
+        <w:t>34 | Mahindra&amp;Mahindra | 3 | 1 | 1</w:t>
+      </w:r>
+    </w:p>
+    <w:p>
+      <w:r>
+        <w:t>35 | NTT Data | 3 | 1 | 1</w:t>
+      </w:r>
+    </w:p>
+    <w:p>
+      <w:r>
+        <w:t>36 | Prolifics | 3 | 1 | 1</w:t>
+      </w:r>
+    </w:p>
+    <w:p>
+      <w:r>
+        <w:t>37 | Amazon | 2.95 | 1 | 1</w:t>
+      </w:r>
+    </w:p>
+    <w:p>
+      <w:r>
+        <w:t>38 | Amazon | 2.8 | 1 | 1</w:t>
+      </w:r>
+    </w:p>
+    <w:p>
+      <w:r>
+        <w:t>39 | Cyient | 2.75 | 1 | 1</w:t>
+      </w:r>
+    </w:p>
+    <w:p>
+      <w:r>
+        <w:t>40 | Genpact | 2.65 | 1 | 1</w:t>
+      </w:r>
+    </w:p>
+    <w:p>
+      <w:r>
+        <w:t>41 | ZenQ | 2.52 | 1 | 1 | 2</w:t>
+      </w:r>
+    </w:p>
+    <w:p>
+      <w:r>
+        <w:t>42 | Mphasis | 2.5 | 1 | 1</w:t>
+      </w:r>
+    </w:p>
+    <w:p>
+      <w:r>
+        <w:t>43 | Neudesic | 2.5 | 1 | 1</w:t>
+      </w:r>
+    </w:p>
+    <w:p>
+      <w:r>
+        <w:t>44 | Genpact | 2.35 | 5 | 5</w:t>
+      </w:r>
+    </w:p>
+    <w:p>
+      <w:r>
+        <w:t>45 | Wipro | 2.2 | 1 | 1</w:t>
+      </w:r>
+    </w:p>
+    <w:p>
+      <w:r>
+        <w:t>46 | erasmith | 2.16 | 1 | 1</w:t>
+      </w:r>
+    </w:p>
+    <w:p>
+      <w:r>
+        <w:t>47 | Amazon | 2.1 | 1 | 1 | 2</w:t>
+      </w:r>
+    </w:p>
+    <w:p>
+      <w:r>
+        <w:t>48 | CSS Corp | 2 | 2 | 3 | 1 | 6</w:t>
+      </w:r>
+    </w:p>
+    <w:p>
+      <w:r>
+        <w:t>49 | Cognizant | 1.96 | 2 | 2</w:t>
+      </w:r>
+    </w:p>
+    <w:p>
+      <w:r>
+        <w:t>50 | Accenture | 1.9 | 1 | 1</w:t>
+      </w:r>
+    </w:p>
+    <w:p>
+      <w:r>
+        <w:t>51 | Appstek | 1.8 | 2 | 1 | 3</w:t>
+      </w:r>
+    </w:p>
+    <w:p>
+      <w:r>
+        <w:t>52 | Genpact | 1.8 | 1 | 1 | 2</w:t>
+      </w:r>
+    </w:p>
+    <w:p>
+      <w:r>
+        <w:t>53 | VTS | 1.8 | 1 | 1</w:t>
+      </w:r>
+    </w:p>
+    <w:p>
+      <w:r>
+        <w:t>54 | Zaps Marketing | 1.8 | 2 | 2</w:t>
+      </w:r>
+    </w:p>
+    <w:p>
+      <w:r>
+        <w:t>55 | Amazon | 1.73 | 1 | 1</w:t>
+      </w:r>
+    </w:p>
+    <w:p>
+      <w:r>
+        <w:t>56 | Genpact | 1.5 | 1 | 1</w:t>
+      </w:r>
+    </w:p>
+    <w:p>
+      <w:r>
+        <w:t>57 | Qspider | 1.5 | 4 | 4</w:t>
+      </w:r>
+    </w:p>
+    <w:p>
+      <w:r>
+        <w:t>58 | Wipro | 1.5 | 1 | 1</w:t>
+      </w:r>
+    </w:p>
+    <w:p>
+      <w:r>
+        <w:t>59 | Genpact | 1.35 | 2 | 1 | 3</w:t>
+      </w:r>
+    </w:p>
+    <w:p>
+      <w:r>
+        <w:t>60 | Cloud big data technology | 1.26 | 1 | 1</w:t>
+      </w:r>
+    </w:p>
+    <w:p>
+      <w:r>
+        <w:t>61 | Msit Tech | 1.2 | 1 | 1</w:t>
+      </w:r>
+    </w:p>
+    <w:p>
+      <w:r>
+        <w:t>62 | Qspider | 1 | 1 | 1</w:t>
+      </w:r>
+    </w:p>
+    <w:p>
+      <w:r>
+        <w:t>63 | S S Power Systems | 1 | 1 | 1</w:t>
+      </w:r>
+    </w:p>
+    <w:p>
+      <w:r>
+        <w:t>Total Placements | 61 | 76 | 85 | 67 | 289</w:t>
+      </w:r>
+    </w:p>
+    <w:p>
+      <w:r>
+        <w:t>3 | Kony labs | 7.3 | 1 | 1</w:t>
+      </w:r>
+    </w:p>
+    <w:p>
+      <w:r>
+        <w:t>4 | PEGA Systems | 7.13 | 1 | 1</w:t>
+      </w:r>
+    </w:p>
+    <w:p>
+      <w:r>
+        <w:t>5 | Pramathi | 6.5 | 1 | 1</w:t>
+      </w:r>
+    </w:p>
+    <w:p>
+      <w:r>
+        <w:t>6 | CA Technologies | 5.5 | 2 | 2</w:t>
+      </w:r>
+    </w:p>
+    <w:p>
+      <w:r>
+        <w:t>7 | IVTL | 4.5 | 2 | 3 | 2 | 1 | 8</w:t>
+      </w:r>
+    </w:p>
+    <w:p>
+      <w:r>
+        <w:t>8 | ADP | 4 | 1 | 1 | 3 | 5</w:t>
+      </w:r>
+    </w:p>
+    <w:p>
+      <w:r>
+        <w:t>9 | Bosch | 4 | 1 | 1</w:t>
+      </w:r>
+    </w:p>
+    <w:p>
+      <w:r>
+        <w:t>10 | Deloitte | 4 | 1 | 1</w:t>
+      </w:r>
+    </w:p>
+    <w:p>
+      <w:r>
+        <w:t>11 | NSE-Tech | 4 | 1 | 1</w:t>
+      </w:r>
+    </w:p>
+    <w:p>
+      <w:r>
+        <w:t>12 | TalentSprint | 4.00 | 1 | 1</w:t>
+      </w:r>
+    </w:p>
+    <w:p>
+      <w:r>
+        <w:t>13 | Umberto Ceramics International Pvt. Ltd. | 4 | 1 | 1</w:t>
+      </w:r>
+    </w:p>
+    <w:p>
+      <w:r>
+        <w:t>14 | Cognizant | 3.83 | 2 | 2</w:t>
+      </w:r>
+    </w:p>
+    <w:p>
+      <w:r>
+        <w:t>15 | Sedin Technologies | 3.5 | 1 | 1 | 2</w:t>
+      </w:r>
+    </w:p>
+    <w:p>
+      <w:r>
+        <w:t>16 | Xerox business Services | 3.50 | 1 | 1</w:t>
+      </w:r>
+    </w:p>
+    <w:p>
+      <w:r>
+        <w:t>17 | CSC | 3.4 | 5 | 3 | 11 | 10 | 29</w:t>
+      </w:r>
+    </w:p>
+    <w:p>
+      <w:r>
+        <w:t>18 | Cognizant | 3.35 | 1 | 1</w:t>
+      </w:r>
+    </w:p>
+    <w:p>
+      <w:r>
+        <w:t>19 | TCS | 3.33 | 1 | 1</w:t>
+      </w:r>
+    </w:p>
+    <w:p>
+      <w:r>
+        <w:t>20 | Syena Infosoft | 3.30 | 1 | 1</w:t>
+      </w:r>
+    </w:p>
+    <w:p>
+      <w:r>
+        <w:t>21 | Virtuoso Projects and Engineers P Ltd | 3.30 | 1 | 1</w:t>
+      </w:r>
+    </w:p>
+    <w:p>
+      <w:r>
+        <w:t>22 | Virtusa | 3.3 | 4 | 3 | 7</w:t>
+      </w:r>
+    </w:p>
+    <w:p>
+      <w:r>
+        <w:t>23 | Mindtree | 3.25 | 1 | 3 | 4 | 1 | 9</w:t>
+      </w:r>
+    </w:p>
+    <w:p>
+      <w:r>
+        <w:t>24 | Seneca global | 3.25 | 2 | 1 | 3</w:t>
+      </w:r>
+    </w:p>
+    <w:p>
+      <w:r>
+        <w:t>25 | TechMahindra | 3.25 | 7 | 15 | 9 | 6 | 37</w:t>
+      </w:r>
+    </w:p>
+    <w:p>
+      <w:r>
+        <w:t>26 | Capgemini | 3.15 | 9 | 7 | 15 | 6 | 37</w:t>
+      </w:r>
+    </w:p>
+    <w:p>
+      <w:r>
+        <w:t>27 | AscentHR (a/c Thomson Reuters) | 3.10 | 1 | 1</w:t>
+      </w:r>
+    </w:p>
+    <w:p>
+      <w:r>
+        <w:t>28 | Syntel | 3.1 | 2 | 2 | 4</w:t>
+      </w:r>
+    </w:p>
+    <w:p>
+      <w:r>
+        <w:t>29 | Cignex Datamatics technologies Ltd | 3.05 | 1 | 1</w:t>
+      </w:r>
+    </w:p>
+    <w:p>
+      <w:r>
+        <w:t>30 | (Soctroics) UX Reactor | 3 | 2 | 2</w:t>
+      </w:r>
+    </w:p>
+    <w:p>
+      <w:r>
+        <w:t>31 | Cognizant | 3 | 1 | 1</w:t>
+      </w:r>
+    </w:p>
+    <w:p>
+      <w:r>
+        <w:t>32 | Enterprise Signals | 3 | 1 | 1</w:t>
+      </w:r>
+    </w:p>
+    <w:p>
+      <w:r>
+        <w:t>33 | ICRISAT | 3 | 1 | 1</w:t>
+      </w:r>
+    </w:p>
+    <w:p>
+      <w:r>
+        <w:t>34 | NTT DATA | 3 | 1 | 1 | 2</w:t>
+      </w:r>
+    </w:p>
+    <w:p>
+      <w:r>
+        <w:t>35 | IBM | 2.89 | 1 | 1 | 1 | 3</w:t>
+      </w:r>
+    </w:p>
+    <w:p>
+      <w:r>
+        <w:t>36 | HCL | 2.75 | 1 | 1 | 2</w:t>
+      </w:r>
+    </w:p>
+    <w:p>
+      <w:r>
+        <w:t>37 | Erasmith | 2.40 | 1 | 1</w:t>
+      </w:r>
+    </w:p>
+    <w:p>
+      <w:r>
+        <w:t>38 | I Lander Tech Pvt. Ltd. | 2.40 | 2 | 2</w:t>
+      </w:r>
+    </w:p>
+    <w:p>
+      <w:r>
+        <w:t>39 | Vasista | 2.4 | 1 | 3 | 1 | 5</w:t>
+      </w:r>
+    </w:p>
+    <w:p>
+      <w:r>
+        <w:t>40 | Genpact | 2.35 | 4 | 4</w:t>
+      </w:r>
+    </w:p>
+    <w:p>
+      <w:r>
+        <w:t>41 | Wipro | 2.32 | 1 | 1</w:t>
+      </w:r>
+    </w:p>
+    <w:p>
+      <w:r>
+        <w:t>42 | Cognizant | 2.2 | 1 | 1</w:t>
+      </w:r>
+    </w:p>
+    <w:p>
+      <w:r>
+        <w:t>43 | YouGo Tag Tech. Sol | 2.20 | 1 | 1</w:t>
+      </w:r>
+    </w:p>
+    <w:p>
+      <w:r>
+        <w:t>44 | ZenQ | 2.16 | 1 | 1</w:t>
+      </w:r>
+    </w:p>
+    <w:p>
+      <w:r>
+        <w:t>45 | Appstek Solutions | 2 | 1 | 1 | 2</w:t>
+      </w:r>
+    </w:p>
+    <w:p>
+      <w:r>
+        <w:t>46 | Prime ki software solutions | 2.00 | 1 | 1</w:t>
+      </w:r>
+    </w:p>
+    <w:p>
+      <w:r>
+        <w:t>47 | Winc It Services | 2.00 | 1 | 1</w:t>
+      </w:r>
+    </w:p>
+    <w:p>
+      <w:r>
+        <w:t>48 | LEO ADV | 1.95 | 1 | 1</w:t>
+      </w:r>
+    </w:p>
+    <w:p>
+      <w:r>
+        <w:t>49 | Accenture | 1.90 | 1 | 1</w:t>
+      </w:r>
+    </w:p>
+    <w:p>
+      <w:r>
+        <w:t>50 | Accenture | 1.85 | 2 | 2</w:t>
+      </w:r>
+    </w:p>
+    <w:p>
+      <w:r>
+        <w:t>51 | Cognizant | 1.8 | 1 | 1</w:t>
+      </w:r>
+    </w:p>
+    <w:p>
+      <w:r>
+        <w:t>52 | Genpact | 1.80 | 1 | 1 | 2</w:t>
+      </w:r>
+    </w:p>
+    <w:p>
+      <w:r>
+        <w:t>53 | Vernix Technologies | 1.8 | 1 | 1</w:t>
+      </w:r>
+    </w:p>
+    <w:p>
+      <w:r>
+        <w:t>54 | Wexosinformatica | 1.80 | 1 | 1</w:t>
+      </w:r>
+    </w:p>
+    <w:p>
+      <w:r>
+        <w:t>55 | Accenture | 1.71 | 1 | 1</w:t>
+      </w:r>
+    </w:p>
+    <w:p>
+      <w:r>
+        <w:t>56 | ICICI | 1.71 | 3 | 1 | 2 | 6</w:t>
+      </w:r>
+    </w:p>
+    <w:p>
+      <w:r>
+        <w:t>57 | Global Tree | 1.70 | 1 | 1</w:t>
+      </w:r>
+    </w:p>
+    <w:p>
+      <w:r>
+        <w:t>58 | Wipro | 1.65 | 1 | 1 | 2</w:t>
+      </w:r>
+    </w:p>
+    <w:p>
+      <w:r>
+        <w:t>59 | Accenture | 1.64 | 1 | 1 | 2</w:t>
+      </w:r>
+    </w:p>
+    <w:p>
+      <w:r>
+        <w:t>60 | Optimized Solutions | 1.50 | 1 | 1</w:t>
+      </w:r>
+    </w:p>
+    <w:p>
+      <w:r>
+        <w:t>61 | HGS | 1.44 | 2 | 1 | 1 | 1 | 5</w:t>
+      </w:r>
+    </w:p>
+    <w:p>
+      <w:r>
+        <w:t>62 | Genpact | 1.35 | 1 | 1 | 1 | 1 | 4</w:t>
+      </w:r>
+    </w:p>
+    <w:p>
+      <w:r>
+        <w:t>63 | Lennox International | 1.2 | 3 | 3</w:t>
+      </w:r>
+    </w:p>
+    <w:p>
+      <w:r>
+        <w:t>64 | Qnovon Technologies | 1.2 | 1 | 1 | 2</w:t>
+      </w:r>
+    </w:p>
+    <w:p>
+      <w:r>
+        <w:t>65 | Schneider | 1.2 | 1 | 1 | 2</w:t>
+      </w:r>
+    </w:p>
+    <w:p>
+      <w:r>
+        <w:t>66 | greed IT | 1 | 1 | 1</w:t>
+      </w:r>
+    </w:p>
+    <w:p>
+      <w:r>
+        <w:t>Total Placements | 48 | 59 | 75 | 51 | 233</w:t>
+      </w:r>
+    </w:p>
+    <w:p>
+      <w:r>
         <w:t>Sri. S. Jagapathi Reddy</w:t>
       </w:r>
     </w:p>
@@ -2093,326 +6593,6 @@
     <w:p>
       <w:r>
         <w:t>Companies - wise placement details</w:t>
-      </w:r>
-    </w:p>
-    <w:p>
-      <w:r>
-        <w:t>Bristol Myers Squibb</w:t>
-      </w:r>
-    </w:p>
-    <w:p>
-      <w:r>
-        <w:t>Capgemini SE Differential</w:t>
-      </w:r>
-    </w:p>
-    <w:p>
-      <w:r>
-        <w:t>Big Bang Boom Solutions</w:t>
-      </w:r>
-    </w:p>
-    <w:p>
-      <w:r>
-        <w:t>Apraava Renewable Energy</w:t>
-      </w:r>
-    </w:p>
-    <w:p>
-      <w:r>
-        <w:t>Amazon Consumer role</w:t>
-      </w:r>
-    </w:p>
-    <w:p>
-      <w:r>
-        <w:t>Amazon AHS Specialist</w:t>
-      </w:r>
-    </w:p>
-    <w:p>
-      <w:r>
-        <w:t>Keus Home Automation</w:t>
-      </w:r>
-    </w:p>
-    <w:p>
-      <w:r>
-        <w:t>Avghni Renewable Energy System India Private Limited</w:t>
-      </w:r>
-    </w:p>
-    <w:p>
-      <w:r>
-        <w:t>Tesio Architectural lightning</w:t>
-      </w:r>
-    </w:p>
-    <w:p>
-      <w:r>
-        <w:t>SuntechWebservices Ltd</w:t>
-      </w:r>
-    </w:p>
-    <w:p>
-      <w:r>
-        <w:t>Ganga Calliberation Services</w:t>
-      </w:r>
-    </w:p>
-    <w:p>
-      <w:r>
-        <w:t>Amazon (Data Engineer)</w:t>
-      </w:r>
-    </w:p>
-    <w:p>
-      <w:r>
-        <w:t>Amazon (Business Inteligence Engineer)</w:t>
-      </w:r>
-    </w:p>
-    <w:p>
-      <w:r>
-        <w:t>Amazon (Quality Assurance Engineer)</w:t>
-      </w:r>
-    </w:p>
-    <w:p>
-      <w:r>
-        <w:t>IBM Software Developer</w:t>
-      </w:r>
-    </w:p>
-    <w:p>
-      <w:r>
-        <w:t>Capgemini Differential Senior Analyst</w:t>
-      </w:r>
-    </w:p>
-    <w:p>
-      <w:r>
-        <w:t>Accenture Advanced ASE</w:t>
-      </w:r>
-    </w:p>
-    <w:p>
-      <w:r>
-        <w:t>Capgemini Differential Analyst</w:t>
-      </w:r>
-    </w:p>
-    <w:p>
-      <w:r>
-        <w:t>Plugin Live (Lloyds Banking Group)</w:t>
-      </w:r>
-    </w:p>
-    <w:p>
-      <w:r>
-        <w:t>Amara Raja Batteries</w:t>
-      </w:r>
-    </w:p>
-    <w:p>
-      <w:r>
-        <w:t>Engineering Technique</w:t>
-      </w:r>
-    </w:p>
-    <w:p>
-      <w:r>
-        <w:t>Global Engg Services</w:t>
-      </w:r>
-    </w:p>
-    <w:p>
-      <w:r>
-        <w:t>Movate – CSS Corp (CTAS)</w:t>
-      </w:r>
-    </w:p>
-    <w:p>
-      <w:r>
-        <w:t>Amazon (Programmer Analyst)</w:t>
-      </w:r>
-    </w:p>
-    <w:p>
-      <w:r>
-        <w:t>Amazon (Support Engineer)</w:t>
-      </w:r>
-    </w:p>
-    <w:p>
-      <w:r>
-        <w:t>HPE Software Engineer</w:t>
-      </w:r>
-    </w:p>
-    <w:p>
-      <w:r>
-        <w:t>Oracle- Associate Consultant</w:t>
-      </w:r>
-    </w:p>
-    <w:p>
-      <w:r>
-        <w:t>Sterlite Technologies</w:t>
-      </w:r>
-    </w:p>
-    <w:p>
-      <w:r>
-        <w:t>Capgemini (Differential)</w:t>
-      </w:r>
-    </w:p>
-    <w:p>
-      <w:r>
-        <w:t>Virtusa – Power Developer</w:t>
-      </w:r>
-    </w:p>
-    <w:p>
-      <w:r>
-        <w:t>Capillary Technologies</w:t>
-      </w:r>
-    </w:p>
-    <w:p>
-      <w:r>
-        <w:t>Infosys (Operations Executive)</w:t>
-      </w:r>
-    </w:p>
-    <w:p>
-      <w:r>
-        <w:t>Sandvine Technologies</w:t>
-      </w:r>
-    </w:p>
-    <w:p>
-      <w:r>
-        <w:t>Capgemini(Differential)</w:t>
-      </w:r>
-    </w:p>
-    <w:p>
-      <w:r>
-        <w:t>My Captain|The Climber</w:t>
-      </w:r>
-    </w:p>
-    <w:p>
-      <w:r>
-        <w:t>Proteam Advisory(Bytes)</w:t>
-      </w:r>
-    </w:p>
-    <w:p>
-      <w:r>
-        <w:t>Xoriant Technologies</w:t>
-      </w:r>
-    </w:p>
-    <w:p>
-      <w:r>
-        <w:t>Softlink International</w:t>
-      </w:r>
-    </w:p>
-    <w:p>
-      <w:r>
-        <w:t>ICONMA Professional Services and Solutions Private Ltd</w:t>
-      </w:r>
-    </w:p>
-    <w:p>
-      <w:r>
-        <w:t>No.of Students Placed</w:t>
-      </w:r>
-    </w:p>
-    <w:p>
-      <w:r>
-        <w:t>CA Technologies (Magna Infotech)</w:t>
-      </w:r>
-    </w:p>
-    <w:p>
-      <w:r>
-        <w:t>State Street Corporation</w:t>
-      </w:r>
-    </w:p>
-    <w:p>
-      <w:r>
-        <w:t>Collabera(client Qualcomm)</w:t>
-      </w:r>
-    </w:p>
-    <w:p>
-      <w:r>
-        <w:t>iWMS Supply chain solutions</w:t>
-      </w:r>
-    </w:p>
-    <w:p>
-      <w:r>
-        <w:t>Capital Via Global Research</w:t>
-      </w:r>
-    </w:p>
-    <w:p>
-      <w:r>
-        <w:t>Ilander Tech. Pvt. Ltd</w:t>
-      </w:r>
-    </w:p>
-    <w:p>
-      <w:r>
-        <w:t>C3i Solutions (IT ZAK)</w:t>
-      </w:r>
-    </w:p>
-    <w:p>
-      <w:r>
-        <w:t>SaiMedha Technologies (Antal)</w:t>
-      </w:r>
-    </w:p>
-    <w:p>
-      <w:r>
-        <w:t>Conneqt Business Solutions</w:t>
-      </w:r>
-    </w:p>
-    <w:p>
-      <w:r>
-        <w:t>Tata Business support services Ltd.</w:t>
-      </w:r>
-    </w:p>
-    <w:p>
-      <w:r>
-        <w:t>Embedded Software Development System PVT.Ltd</w:t>
-      </w:r>
-    </w:p>
-    <w:p>
-      <w:r>
-        <w:t>Think &amp; Learn Pvt. Ltd. (Byju’s)</w:t>
-      </w:r>
-    </w:p>
-    <w:p>
-      <w:r>
-        <w:t>Evobi Automation Pvt. Ltd.</w:t>
-      </w:r>
-    </w:p>
-    <w:p>
-      <w:r>
-        <w:t>Careator Technologies</w:t>
-      </w:r>
-    </w:p>
-    <w:p>
-      <w:r>
-        <w:t>Cloud big data technology</w:t>
-      </w:r>
-    </w:p>
-    <w:p>
-      <w:r>
-        <w:t>Umberto Ceramics International Pvt. Ltd.</w:t>
-      </w:r>
-    </w:p>
-    <w:p>
-      <w:r>
-        <w:t>Xerox business Services</w:t>
-      </w:r>
-    </w:p>
-    <w:p>
-      <w:r>
-        <w:t>Virtuoso Projects and Engineers P Ltd</w:t>
-      </w:r>
-    </w:p>
-    <w:p>
-      <w:r>
-        <w:t>AscentHR (a/c Thomson Reuters)</w:t>
-      </w:r>
-    </w:p>
-    <w:p>
-      <w:r>
-        <w:t>Cignex Datamatics technologies Ltd</w:t>
-      </w:r>
-    </w:p>
-    <w:p>
-      <w:r>
-        <w:t>(Soctroics) UX Reactor</w:t>
-      </w:r>
-    </w:p>
-    <w:p>
-      <w:r>
-        <w:t>I Lander Tech Pvt. Ltd.</w:t>
-      </w:r>
-    </w:p>
-    <w:p>
-      <w:r>
-        <w:t>Prime ki software solutions</w:t>
-      </w:r>
-    </w:p>
-    <w:p>
-      <w:r>
-        <w:t>Lennox International</w:t>
       </w:r>
     </w:p>
     <w:p>
@@ -2785,6 +6965,26 @@
     </w:p>
     <w:p>
       <w:r>
+        <w:t>Dr. S. Satya Jaya | Librarian (M.com, M.L.I.Sc, PhD)</w:t>
+      </w:r>
+    </w:p>
+    <w:p>
+      <w:r>
+        <w:t>Y. Renuka | Library Assistant (M.Com, M.LI.Sc)</w:t>
+      </w:r>
+    </w:p>
+    <w:p>
+      <w:r>
+        <w:t>G. Krishnaveni | Library Assistant (B.A, M.A)</w:t>
+      </w:r>
+    </w:p>
+    <w:p>
+      <w:r>
+        <w:t>G. Urmilasree | Library Assistant (B.Sc, M.L.I.Sc)</w:t>
+      </w:r>
+    </w:p>
+    <w:p>
+      <w:r>
         <w:t>The library is the temple of learning, and learning has liberated more people than all the wars in history</w:t>
       </w:r>
     </w:p>
@@ -3200,52 +7400,32 @@
     </w:p>
     <w:p>
       <w:r>
+        <w:t>S.No | Date | Name of the Event | Resource Person Details</w:t>
+      </w:r>
+    </w:p>
+    <w:p>
+      <w:r>
+        <w:t>1 | 23-05-2022 | Business canvas Model | Mr Mahaboob Hussain iEDC Incharge, VIT,Bhimavaram</w:t>
+      </w:r>
+    </w:p>
+    <w:p>
+      <w:r>
+        <w:t>2 | 04-06-2022 | Aeromodelling in UAV’s | Mr. Penmatsa Pavan Varma International RC Plane Designer and Pilot</w:t>
+      </w:r>
+    </w:p>
+    <w:p>
+      <w:r>
+        <w:t>3 | 17-06-2022 &amp; 18-06-2022 | Product Development Workshop | Mr. Venkat J and Mr. Bhargav Ngage Technovations</w:t>
+      </w:r>
+    </w:p>
+    <w:p>
+      <w:r>
         <w:t>Drone Technology Laboratory</w:t>
       </w:r>
     </w:p>
     <w:p>
       <w:r>
         <w:t>Drone Technology is one of the emerging Technologies and is expanding its wings into real applications like Medicine delivery, Postal delivery, Agriculture, Army and many more. Expecting a wide range of applications and opportunities in future, Drone Technology Lab was initiated to provide extensive training to the students in this domain to avail the opportunities in the upcoming future.</w:t>
-      </w:r>
-    </w:p>
-    <w:p>
-      <w:r>
-        <w:t>Resource Person Details</w:t>
-      </w:r>
-    </w:p>
-    <w:p>
-      <w:r>
-        <w:t>Business canvas Model</w:t>
-      </w:r>
-    </w:p>
-    <w:p>
-      <w:r>
-        <w:t>Mr Mahaboob Hussain iEDC Incharge, VIT,Bhimavaram</w:t>
-      </w:r>
-    </w:p>
-    <w:p>
-      <w:r>
-        <w:t>Aeromodelling in UAV’s</w:t>
-      </w:r>
-    </w:p>
-    <w:p>
-      <w:r>
-        <w:t>Mr. Penmatsa Pavan Varma International RC Plane Designer and Pilot</w:t>
-      </w:r>
-    </w:p>
-    <w:p>
-      <w:r>
-        <w:t>17-06-2022 &amp; 18-06-2022</w:t>
-      </w:r>
-    </w:p>
-    <w:p>
-      <w:r>
-        <w:t>Product Development Workshop</w:t>
-      </w:r>
-    </w:p>
-    <w:p>
-      <w:r>
-        <w:t>Mr. Venkat J and Mr. Bhargav Ngage Technovations</w:t>
       </w:r>
     </w:p>
     <w:p>
